--- a/2021/myans.docx
+++ b/2021/myans.docx
@@ -7523,89 +7523,57 @@
         </w:rPr>
       </w:pPr>
     </w:p>
+    <w:p>
+      <w:pPr>
+        <w:pStyle w:val="a3"/>
+        <w:spacing w:before="129" w:line="355" w:lineRule="auto"/>
+        <w:ind w:left="1380" w:right="110" w:hanging="423"/>
+        <w:rPr>
+          <w:rFonts w:eastAsiaTheme="minorEastAsia"/>
+          <w:spacing w:val="-2"/>
+          <w:lang w:eastAsia="zh-CN"/>
+        </w:rPr>
+      </w:pPr>
+    </w:p>
+    <w:p>
+      <w:pPr>
+        <w:pStyle w:val="a3"/>
+        <w:spacing w:before="129" w:line="355" w:lineRule="auto"/>
+        <w:ind w:left="1380" w:right="110" w:hanging="423"/>
+        <w:rPr>
+          <w:rFonts w:eastAsiaTheme="minorEastAsia"/>
+          <w:spacing w:val="-2"/>
+          <w:lang w:eastAsia="zh-CN"/>
+        </w:rPr>
+      </w:pPr>
+    </w:p>
+    <w:p>
+      <w:pPr>
+        <w:pStyle w:val="a3"/>
+        <w:spacing w:before="129" w:line="355" w:lineRule="auto"/>
+        <w:ind w:left="1380" w:right="110" w:hanging="423"/>
+        <w:rPr>
+          <w:rFonts w:eastAsiaTheme="minorEastAsia"/>
+          <w:spacing w:val="-2"/>
+          <w:lang w:eastAsia="zh-CN"/>
+        </w:rPr>
+      </w:pPr>
+    </w:p>
     <w:tbl>
       <w:tblPr>
-        <w:tblStyle w:val="TableNormal"/>
-        <w:tblW w:w="8528" w:type="dxa"/>
-        <w:tblInd w:w="2" w:type="dxa"/>
-        <w:tblBorders>
-          <w:top w:val="single" w:sz="2" w:space="0" w:color="000000"/>
-          <w:left w:val="single" w:sz="2" w:space="0" w:color="000000"/>
-          <w:bottom w:val="single" w:sz="2" w:space="0" w:color="000000"/>
-          <w:right w:val="single" w:sz="2" w:space="0" w:color="000000"/>
-          <w:insideH w:val="single" w:sz="2" w:space="0" w:color="000000"/>
-          <w:insideV w:val="single" w:sz="2" w:space="0" w:color="000000"/>
-        </w:tblBorders>
-        <w:tblLayout w:type="fixed"/>
+        <w:tblStyle w:val="a4"/>
+        <w:tblW w:w="0" w:type="auto"/>
+        <w:tblInd w:w="1380" w:type="dxa"/>
         <w:tblLook w:val="04A0" w:firstRow="1" w:lastRow="0" w:firstColumn="1" w:lastColumn="0" w:noHBand="0" w:noVBand="1"/>
       </w:tblPr>
       <w:tblGrid>
-        <w:gridCol w:w="4263"/>
-        <w:gridCol w:w="4265"/>
+        <w:gridCol w:w="3911"/>
+        <w:gridCol w:w="3460"/>
       </w:tblGrid>
       <w:tr>
-        <w:trPr>
-          <w:trHeight w:val="319"/>
-        </w:trPr>
         <w:tc>
           <w:tcPr>
-            <w:tcW w:w="4263" w:type="dxa"/>
-          </w:tcPr>
-          <w:p>
-            <w:pPr>
-              <w:spacing w:before="55" w:line="220" w:lineRule="auto"/>
-              <w:ind w:left="115"/>
-              <w:rPr>
-                <w:rFonts w:ascii="宋体" w:eastAsia="宋体" w:hAnsi="宋体" w:cs="宋体"/>
-                <w:sz w:val="18"/>
-                <w:szCs w:val="18"/>
-                <w:lang w:eastAsia="zh-CN"/>
-              </w:rPr>
-            </w:pPr>
-            <w:r>
-              <w:rPr>
-                <w:rFonts w:ascii="宋体" w:eastAsia="宋体" w:hAnsi="宋体" w:cs="宋体"/>
-                <w:sz w:val="18"/>
-                <w:szCs w:val="18"/>
-                <w:lang w:eastAsia="zh-CN"/>
-              </w:rPr>
-              <w:t>命令，脚本，函数，等</w:t>
-            </w:r>
-          </w:p>
-        </w:tc>
-        <w:tc>
-          <w:tcPr>
-            <w:tcW w:w="4265" w:type="dxa"/>
-          </w:tcPr>
-          <w:p>
-            <w:pPr>
-              <w:spacing w:before="56" w:line="221" w:lineRule="auto"/>
-              <w:ind w:left="118"/>
-              <w:rPr>
-                <w:rFonts w:ascii="宋体" w:eastAsia="宋体" w:hAnsi="宋体" w:cs="宋体"/>
-                <w:sz w:val="18"/>
-                <w:szCs w:val="18"/>
-              </w:rPr>
-            </w:pPr>
-            <w:r>
-              <w:rPr>
-                <w:rFonts w:ascii="宋体" w:eastAsia="宋体" w:hAnsi="宋体" w:cs="宋体"/>
-                <w:spacing w:val="-5"/>
-                <w:sz w:val="18"/>
-                <w:szCs w:val="18"/>
-              </w:rPr>
-              <w:t>结果，图</w:t>
-            </w:r>
-          </w:p>
-        </w:tc>
-      </w:tr>
-      <w:tr>
-        <w:trPr>
-          <w:trHeight w:val="321"/>
-        </w:trPr>
-        <w:tc>
-          <w:tcPr>
-            <w:tcW w:w="4263" w:type="dxa"/>
+            <w:tcW w:w="2556" w:type="dxa"/>
           </w:tcPr>
           <w:p>
             <w:pPr>
@@ -7620,22 +7588,39 @@
                 <w:noProof w:val="0"/>
                 <w:snapToGrid/>
                 <w:color w:val="auto"/>
-                <w:sz w:val="18"/>
-                <w:szCs w:val="18"/>
-                <w:lang w:eastAsia="zh-CN"/>
-              </w:rPr>
-            </w:pPr>
-            <w:r>
-              <w:rPr>
-                <w:rFonts w:ascii="Consolas" w:eastAsia="宋体" w:hAnsi="Consolas" w:cs="宋体"/>
-                <w:noProof w:val="0"/>
-                <w:snapToGrid/>
-                <w:color w:val="008013"/>
-                <w:sz w:val="18"/>
-                <w:szCs w:val="18"/>
-                <w:lang w:eastAsia="zh-CN"/>
-              </w:rPr>
-              <w:t>%1</w:t>
+                <w:sz w:val="28"/>
+                <w:szCs w:val="28"/>
+                <w:lang w:eastAsia="zh-CN"/>
+              </w:rPr>
+            </w:pPr>
+            <w:proofErr w:type="spellStart"/>
+            <w:proofErr w:type="gramStart"/>
+            <w:r>
+              <w:rPr>
+                <w:rFonts w:ascii="Consolas" w:eastAsia="宋体" w:hAnsi="Consolas" w:cs="宋体"/>
+                <w:noProof w:val="0"/>
+                <w:snapToGrid/>
+                <w:color w:val="auto"/>
+                <w:sz w:val="28"/>
+                <w:szCs w:val="28"/>
+                <w:lang w:eastAsia="zh-CN"/>
+              </w:rPr>
+              <w:lastRenderedPageBreak/>
+              <w:t>clc;clear</w:t>
+            </w:r>
+            <w:proofErr w:type="spellEnd"/>
+            <w:proofErr w:type="gramEnd"/>
+            <w:r>
+              <w:rPr>
+                <w:rFonts w:ascii="Consolas" w:eastAsia="宋体" w:hAnsi="Consolas" w:cs="宋体"/>
+                <w:noProof w:val="0"/>
+                <w:snapToGrid/>
+                <w:color w:val="auto"/>
+                <w:sz w:val="28"/>
+                <w:szCs w:val="28"/>
+                <w:lang w:eastAsia="zh-CN"/>
+              </w:rPr>
+              <w:t>;</w:t>
             </w:r>
           </w:p>
           <w:p>
@@ -7651,38 +7636,22 @@
                 <w:noProof w:val="0"/>
                 <w:snapToGrid/>
                 <w:color w:val="auto"/>
-                <w:sz w:val="18"/>
-                <w:szCs w:val="18"/>
-                <w:lang w:eastAsia="zh-CN"/>
-              </w:rPr>
-            </w:pPr>
-            <w:proofErr w:type="spellStart"/>
-            <w:proofErr w:type="gramStart"/>
-            <w:r>
-              <w:rPr>
-                <w:rFonts w:ascii="Consolas" w:eastAsia="宋体" w:hAnsi="Consolas" w:cs="宋体"/>
-                <w:noProof w:val="0"/>
-                <w:snapToGrid/>
-                <w:color w:val="auto"/>
-                <w:sz w:val="18"/>
-                <w:szCs w:val="18"/>
-                <w:lang w:eastAsia="zh-CN"/>
-              </w:rPr>
-              <w:t>clc;clear</w:t>
-            </w:r>
-            <w:proofErr w:type="spellEnd"/>
-            <w:proofErr w:type="gramEnd"/>
-            <w:r>
-              <w:rPr>
-                <w:rFonts w:ascii="Consolas" w:eastAsia="宋体" w:hAnsi="Consolas" w:cs="宋体"/>
-                <w:noProof w:val="0"/>
-                <w:snapToGrid/>
-                <w:color w:val="auto"/>
-                <w:sz w:val="18"/>
-                <w:szCs w:val="18"/>
-                <w:lang w:eastAsia="zh-CN"/>
-              </w:rPr>
-              <w:t>;</w:t>
+                <w:sz w:val="28"/>
+                <w:szCs w:val="28"/>
+                <w:lang w:eastAsia="zh-CN"/>
+              </w:rPr>
+            </w:pPr>
+            <w:r>
+              <w:rPr>
+                <w:rFonts w:ascii="Consolas" w:eastAsia="宋体" w:hAnsi="Consolas" w:cs="宋体"/>
+                <w:noProof w:val="0"/>
+                <w:snapToGrid/>
+                <w:color w:val="auto"/>
+                <w:sz w:val="28"/>
+                <w:szCs w:val="28"/>
+                <w:lang w:eastAsia="zh-CN"/>
+              </w:rPr>
+              <w:t>f=50;</w:t>
             </w:r>
           </w:p>
           <w:p>
@@ -7698,22 +7667,22 @@
                 <w:noProof w:val="0"/>
                 <w:snapToGrid/>
                 <w:color w:val="auto"/>
-                <w:sz w:val="18"/>
-                <w:szCs w:val="18"/>
-                <w:lang w:eastAsia="zh-CN"/>
-              </w:rPr>
-            </w:pPr>
-            <w:r>
-              <w:rPr>
-                <w:rFonts w:ascii="Consolas" w:eastAsia="宋体" w:hAnsi="Consolas" w:cs="宋体"/>
-                <w:noProof w:val="0"/>
-                <w:snapToGrid/>
-                <w:color w:val="auto"/>
-                <w:sz w:val="18"/>
-                <w:szCs w:val="18"/>
-                <w:lang w:eastAsia="zh-CN"/>
-              </w:rPr>
-              <w:t>f=50;</w:t>
+                <w:sz w:val="28"/>
+                <w:szCs w:val="28"/>
+                <w:lang w:eastAsia="zh-CN"/>
+              </w:rPr>
+            </w:pPr>
+            <w:r>
+              <w:rPr>
+                <w:rFonts w:ascii="Consolas" w:eastAsia="宋体" w:hAnsi="Consolas" w:cs="宋体"/>
+                <w:noProof w:val="0"/>
+                <w:snapToGrid/>
+                <w:color w:val="auto"/>
+                <w:sz w:val="28"/>
+                <w:szCs w:val="28"/>
+                <w:lang w:eastAsia="zh-CN"/>
+              </w:rPr>
+              <w:t>T=1/f;</w:t>
             </w:r>
           </w:p>
           <w:p>
@@ -7729,22 +7698,22 @@
                 <w:noProof w:val="0"/>
                 <w:snapToGrid/>
                 <w:color w:val="auto"/>
-                <w:sz w:val="18"/>
-                <w:szCs w:val="18"/>
-                <w:lang w:eastAsia="zh-CN"/>
-              </w:rPr>
-            </w:pPr>
-            <w:r>
-              <w:rPr>
-                <w:rFonts w:ascii="Consolas" w:eastAsia="宋体" w:hAnsi="Consolas" w:cs="宋体"/>
-                <w:noProof w:val="0"/>
-                <w:snapToGrid/>
-                <w:color w:val="auto"/>
-                <w:sz w:val="18"/>
-                <w:szCs w:val="18"/>
-                <w:lang w:eastAsia="zh-CN"/>
-              </w:rPr>
-              <w:t>T=1/f;</w:t>
+                <w:sz w:val="28"/>
+                <w:szCs w:val="28"/>
+                <w:lang w:eastAsia="zh-CN"/>
+              </w:rPr>
+            </w:pPr>
+            <w:r>
+              <w:rPr>
+                <w:rFonts w:ascii="Consolas" w:eastAsia="宋体" w:hAnsi="Consolas" w:cs="宋体"/>
+                <w:noProof w:val="0"/>
+                <w:snapToGrid/>
+                <w:color w:val="auto"/>
+                <w:sz w:val="28"/>
+                <w:szCs w:val="28"/>
+                <w:lang w:eastAsia="zh-CN"/>
+              </w:rPr>
+              <w:t>N=1024;</w:t>
             </w:r>
           </w:p>
           <w:p>
@@ -7760,23 +7729,74 @@
                 <w:noProof w:val="0"/>
                 <w:snapToGrid/>
                 <w:color w:val="auto"/>
-                <w:sz w:val="18"/>
-                <w:szCs w:val="18"/>
-                <w:lang w:eastAsia="zh-CN"/>
-              </w:rPr>
-            </w:pPr>
-            <w:r>
-              <w:rPr>
-                <w:rFonts w:ascii="Consolas" w:eastAsia="宋体" w:hAnsi="Consolas" w:cs="宋体"/>
-                <w:noProof w:val="0"/>
-                <w:snapToGrid/>
-                <w:color w:val="auto"/>
-                <w:sz w:val="18"/>
-                <w:szCs w:val="18"/>
-                <w:lang w:eastAsia="zh-CN"/>
-              </w:rPr>
-              <w:lastRenderedPageBreak/>
-              <w:t>N=1024;</w:t>
+                <w:sz w:val="28"/>
+                <w:szCs w:val="28"/>
+                <w:lang w:eastAsia="zh-CN"/>
+              </w:rPr>
+            </w:pPr>
+            <w:r>
+              <w:rPr>
+                <w:rFonts w:ascii="Consolas" w:eastAsia="宋体" w:hAnsi="Consolas" w:cs="宋体"/>
+                <w:noProof w:val="0"/>
+                <w:snapToGrid/>
+                <w:color w:val="008013"/>
+                <w:sz w:val="28"/>
+                <w:szCs w:val="28"/>
+                <w:lang w:eastAsia="zh-CN"/>
+              </w:rPr>
+              <w:t>% x=</w:t>
+            </w:r>
+            <w:proofErr w:type="spellStart"/>
+            <w:r>
+              <w:rPr>
+                <w:rFonts w:ascii="Consolas" w:eastAsia="宋体" w:hAnsi="Consolas" w:cs="宋体"/>
+                <w:noProof w:val="0"/>
+                <w:snapToGrid/>
+                <w:color w:val="008013"/>
+                <w:sz w:val="28"/>
+                <w:szCs w:val="28"/>
+                <w:lang w:eastAsia="zh-CN"/>
+              </w:rPr>
+              <w:t>linspace</w:t>
+            </w:r>
+            <w:proofErr w:type="spellEnd"/>
+            <w:r>
+              <w:rPr>
+                <w:rFonts w:ascii="Consolas" w:eastAsia="宋体" w:hAnsi="Consolas" w:cs="宋体"/>
+                <w:noProof w:val="0"/>
+                <w:snapToGrid/>
+                <w:color w:val="008013"/>
+                <w:sz w:val="28"/>
+                <w:szCs w:val="28"/>
+                <w:lang w:eastAsia="zh-CN"/>
+              </w:rPr>
+              <w:t>(0,16*</w:t>
+            </w:r>
+            <w:proofErr w:type="gramStart"/>
+            <w:r>
+              <w:rPr>
+                <w:rFonts w:ascii="Consolas" w:eastAsia="宋体" w:hAnsi="Consolas" w:cs="宋体"/>
+                <w:noProof w:val="0"/>
+                <w:snapToGrid/>
+                <w:color w:val="008013"/>
+                <w:sz w:val="28"/>
+                <w:szCs w:val="28"/>
+                <w:lang w:eastAsia="zh-CN"/>
+              </w:rPr>
+              <w:t>T,N</w:t>
+            </w:r>
+            <w:proofErr w:type="gramEnd"/>
+            <w:r>
+              <w:rPr>
+                <w:rFonts w:ascii="Consolas" w:eastAsia="宋体" w:hAnsi="Consolas" w:cs="宋体"/>
+                <w:noProof w:val="0"/>
+                <w:snapToGrid/>
+                <w:color w:val="008013"/>
+                <w:sz w:val="28"/>
+                <w:szCs w:val="28"/>
+                <w:lang w:eastAsia="zh-CN"/>
+              </w:rPr>
+              <w:t>);</w:t>
             </w:r>
           </w:p>
           <w:p>
@@ -7792,74 +7812,46 @@
                 <w:noProof w:val="0"/>
                 <w:snapToGrid/>
                 <w:color w:val="auto"/>
-                <w:sz w:val="18"/>
-                <w:szCs w:val="18"/>
-                <w:lang w:eastAsia="zh-CN"/>
-              </w:rPr>
-            </w:pPr>
+                <w:sz w:val="28"/>
+                <w:szCs w:val="28"/>
+                <w:lang w:eastAsia="zh-CN"/>
+              </w:rPr>
+            </w:pPr>
+            <w:r>
+              <w:rPr>
+                <w:rFonts w:ascii="Consolas" w:eastAsia="宋体" w:hAnsi="Consolas" w:cs="宋体"/>
+                <w:noProof w:val="0"/>
+                <w:snapToGrid/>
+                <w:color w:val="auto"/>
+                <w:sz w:val="28"/>
+                <w:szCs w:val="28"/>
+                <w:lang w:eastAsia="zh-CN"/>
+              </w:rPr>
+              <w:t>T0=0.32;</w:t>
+            </w:r>
             <w:r>
               <w:rPr>
                 <w:rFonts w:ascii="Consolas" w:eastAsia="宋体" w:hAnsi="Consolas" w:cs="宋体"/>
                 <w:noProof w:val="0"/>
                 <w:snapToGrid/>
                 <w:color w:val="008013"/>
-                <w:sz w:val="18"/>
-                <w:szCs w:val="18"/>
-                <w:lang w:eastAsia="zh-CN"/>
-              </w:rPr>
-              <w:t>% x=</w:t>
-            </w:r>
-            <w:proofErr w:type="spellStart"/>
+                <w:sz w:val="28"/>
+                <w:szCs w:val="28"/>
+                <w:lang w:eastAsia="zh-CN"/>
+              </w:rPr>
+              <w:t>%16</w:t>
+            </w:r>
             <w:r>
               <w:rPr>
                 <w:rFonts w:ascii="Consolas" w:eastAsia="宋体" w:hAnsi="Consolas" w:cs="宋体"/>
                 <w:noProof w:val="0"/>
                 <w:snapToGrid/>
                 <w:color w:val="008013"/>
-                <w:sz w:val="18"/>
-                <w:szCs w:val="18"/>
-                <w:lang w:eastAsia="zh-CN"/>
-              </w:rPr>
-              <w:t>linspace</w:t>
-            </w:r>
-            <w:proofErr w:type="spellEnd"/>
-            <w:r>
-              <w:rPr>
-                <w:rFonts w:ascii="Consolas" w:eastAsia="宋体" w:hAnsi="Consolas" w:cs="宋体"/>
-                <w:noProof w:val="0"/>
-                <w:snapToGrid/>
-                <w:color w:val="008013"/>
-                <w:sz w:val="18"/>
-                <w:szCs w:val="18"/>
-                <w:lang w:eastAsia="zh-CN"/>
-              </w:rPr>
-              <w:t>(0,16*</w:t>
-            </w:r>
-            <w:proofErr w:type="gramStart"/>
-            <w:r>
-              <w:rPr>
-                <w:rFonts w:ascii="Consolas" w:eastAsia="宋体" w:hAnsi="Consolas" w:cs="宋体"/>
-                <w:noProof w:val="0"/>
-                <w:snapToGrid/>
-                <w:color w:val="008013"/>
-                <w:sz w:val="18"/>
-                <w:szCs w:val="18"/>
-                <w:lang w:eastAsia="zh-CN"/>
-              </w:rPr>
-              <w:t>T,N</w:t>
-            </w:r>
-            <w:proofErr w:type="gramEnd"/>
-            <w:r>
-              <w:rPr>
-                <w:rFonts w:ascii="Consolas" w:eastAsia="宋体" w:hAnsi="Consolas" w:cs="宋体"/>
-                <w:noProof w:val="0"/>
-                <w:snapToGrid/>
-                <w:color w:val="008013"/>
-                <w:sz w:val="18"/>
-                <w:szCs w:val="18"/>
-                <w:lang w:eastAsia="zh-CN"/>
-              </w:rPr>
-              <w:t>);</w:t>
+                <w:sz w:val="28"/>
+                <w:szCs w:val="28"/>
+                <w:lang w:eastAsia="zh-CN"/>
+              </w:rPr>
+              <w:t>个周期</w:t>
             </w:r>
           </w:p>
           <w:p>
@@ -7875,46 +7867,22 @@
                 <w:noProof w:val="0"/>
                 <w:snapToGrid/>
                 <w:color w:val="auto"/>
-                <w:sz w:val="18"/>
-                <w:szCs w:val="18"/>
-                <w:lang w:eastAsia="zh-CN"/>
-              </w:rPr>
-            </w:pPr>
-            <w:r>
-              <w:rPr>
-                <w:rFonts w:ascii="Consolas" w:eastAsia="宋体" w:hAnsi="Consolas" w:cs="宋体"/>
-                <w:noProof w:val="0"/>
-                <w:snapToGrid/>
-                <w:color w:val="auto"/>
-                <w:sz w:val="18"/>
-                <w:szCs w:val="18"/>
-                <w:lang w:eastAsia="zh-CN"/>
-              </w:rPr>
-              <w:t>T0=0.32;</w:t>
-            </w:r>
-            <w:r>
-              <w:rPr>
-                <w:rFonts w:ascii="Consolas" w:eastAsia="宋体" w:hAnsi="Consolas" w:cs="宋体"/>
-                <w:noProof w:val="0"/>
-                <w:snapToGrid/>
-                <w:color w:val="008013"/>
-                <w:sz w:val="18"/>
-                <w:szCs w:val="18"/>
-                <w:lang w:eastAsia="zh-CN"/>
-              </w:rPr>
-              <w:t>%16</w:t>
-            </w:r>
-            <w:r>
-              <w:rPr>
-                <w:rFonts w:ascii="Consolas" w:eastAsia="宋体" w:hAnsi="Consolas" w:cs="宋体"/>
-                <w:noProof w:val="0"/>
-                <w:snapToGrid/>
-                <w:color w:val="008013"/>
-                <w:sz w:val="18"/>
-                <w:szCs w:val="18"/>
-                <w:lang w:eastAsia="zh-CN"/>
-              </w:rPr>
-              <w:t>个周期</w:t>
+                <w:sz w:val="28"/>
+                <w:szCs w:val="28"/>
+                <w:lang w:eastAsia="zh-CN"/>
+              </w:rPr>
+            </w:pPr>
+            <w:r>
+              <w:rPr>
+                <w:rFonts w:ascii="Consolas" w:eastAsia="宋体" w:hAnsi="Consolas" w:cs="宋体"/>
+                <w:noProof w:val="0"/>
+                <w:snapToGrid/>
+                <w:color w:val="auto"/>
+                <w:sz w:val="28"/>
+                <w:szCs w:val="28"/>
+                <w:lang w:eastAsia="zh-CN"/>
+              </w:rPr>
+              <w:t>fs=N/T0;</w:t>
             </w:r>
           </w:p>
           <w:p>
@@ -7930,22 +7898,48 @@
                 <w:noProof w:val="0"/>
                 <w:snapToGrid/>
                 <w:color w:val="auto"/>
-                <w:sz w:val="18"/>
-                <w:szCs w:val="18"/>
-                <w:lang w:eastAsia="zh-CN"/>
-              </w:rPr>
-            </w:pPr>
-            <w:r>
-              <w:rPr>
-                <w:rFonts w:ascii="Consolas" w:eastAsia="宋体" w:hAnsi="Consolas" w:cs="宋体"/>
-                <w:noProof w:val="0"/>
-                <w:snapToGrid/>
-                <w:color w:val="auto"/>
-                <w:sz w:val="18"/>
-                <w:szCs w:val="18"/>
-                <w:lang w:eastAsia="zh-CN"/>
-              </w:rPr>
-              <w:t>fs=N/T0;</w:t>
+                <w:sz w:val="28"/>
+                <w:szCs w:val="28"/>
+                <w:lang w:eastAsia="zh-CN"/>
+              </w:rPr>
+            </w:pPr>
+            <w:r>
+              <w:rPr>
+                <w:rFonts w:ascii="Consolas" w:eastAsia="宋体" w:hAnsi="Consolas" w:cs="宋体"/>
+                <w:noProof w:val="0"/>
+                <w:snapToGrid/>
+                <w:color w:val="auto"/>
+                <w:sz w:val="28"/>
+                <w:szCs w:val="28"/>
+                <w:lang w:eastAsia="zh-CN"/>
+              </w:rPr>
+              <w:t>x=(</w:t>
+            </w:r>
+            <w:proofErr w:type="gramStart"/>
+            <w:r>
+              <w:rPr>
+                <w:rFonts w:ascii="Consolas" w:eastAsia="宋体" w:hAnsi="Consolas" w:cs="宋体"/>
+                <w:noProof w:val="0"/>
+                <w:snapToGrid/>
+                <w:color w:val="auto"/>
+                <w:sz w:val="28"/>
+                <w:szCs w:val="28"/>
+                <w:lang w:eastAsia="zh-CN"/>
+              </w:rPr>
+              <w:t>0:N</w:t>
+            </w:r>
+            <w:proofErr w:type="gramEnd"/>
+            <w:r>
+              <w:rPr>
+                <w:rFonts w:ascii="Consolas" w:eastAsia="宋体" w:hAnsi="Consolas" w:cs="宋体"/>
+                <w:noProof w:val="0"/>
+                <w:snapToGrid/>
+                <w:color w:val="auto"/>
+                <w:sz w:val="28"/>
+                <w:szCs w:val="28"/>
+                <w:lang w:eastAsia="zh-CN"/>
+              </w:rPr>
+              <w:t>-1)/fs;</w:t>
             </w:r>
           </w:p>
           <w:p>
@@ -7961,22 +7955,22 @@
                 <w:noProof w:val="0"/>
                 <w:snapToGrid/>
                 <w:color w:val="auto"/>
-                <w:sz w:val="18"/>
-                <w:szCs w:val="18"/>
-                <w:lang w:eastAsia="zh-CN"/>
-              </w:rPr>
-            </w:pPr>
-            <w:r>
-              <w:rPr>
-                <w:rFonts w:ascii="Consolas" w:eastAsia="宋体" w:hAnsi="Consolas" w:cs="宋体"/>
-                <w:noProof w:val="0"/>
-                <w:snapToGrid/>
-                <w:color w:val="auto"/>
-                <w:sz w:val="18"/>
-                <w:szCs w:val="18"/>
-                <w:lang w:eastAsia="zh-CN"/>
-              </w:rPr>
-              <w:t>x=(</w:t>
+                <w:sz w:val="28"/>
+                <w:szCs w:val="28"/>
+                <w:lang w:eastAsia="zh-CN"/>
+              </w:rPr>
+            </w:pPr>
+            <w:r>
+              <w:rPr>
+                <w:rFonts w:ascii="Consolas" w:eastAsia="宋体" w:hAnsi="Consolas" w:cs="宋体"/>
+                <w:noProof w:val="0"/>
+                <w:snapToGrid/>
+                <w:color w:val="auto"/>
+                <w:sz w:val="28"/>
+                <w:szCs w:val="28"/>
+                <w:lang w:eastAsia="zh-CN"/>
+              </w:rPr>
+              <w:t>f=sqrt(</w:t>
             </w:r>
             <w:proofErr w:type="gramStart"/>
             <w:r>
@@ -7985,11 +7979,11 @@
                 <w:noProof w:val="0"/>
                 <w:snapToGrid/>
                 <w:color w:val="auto"/>
-                <w:sz w:val="18"/>
-                <w:szCs w:val="18"/>
-                <w:lang w:eastAsia="zh-CN"/>
-              </w:rPr>
-              <w:t>0:N</w:t>
+                <w:sz w:val="28"/>
+                <w:szCs w:val="28"/>
+                <w:lang w:eastAsia="zh-CN"/>
+              </w:rPr>
+              <w:t>2)*</w:t>
             </w:r>
             <w:proofErr w:type="gramEnd"/>
             <w:r>
@@ -7998,11 +7992,11 @@
                 <w:noProof w:val="0"/>
                 <w:snapToGrid/>
                 <w:color w:val="auto"/>
-                <w:sz w:val="18"/>
-                <w:szCs w:val="18"/>
-                <w:lang w:eastAsia="zh-CN"/>
-              </w:rPr>
-              <w:t>-1)/fs;</w:t>
+                <w:sz w:val="28"/>
+                <w:szCs w:val="28"/>
+                <w:lang w:eastAsia="zh-CN"/>
+              </w:rPr>
+              <w:t>sin(2*pi*f*x);</w:t>
             </w:r>
           </w:p>
           <w:p>
@@ -8018,23 +8012,24 @@
                 <w:noProof w:val="0"/>
                 <w:snapToGrid/>
                 <w:color w:val="auto"/>
-                <w:sz w:val="18"/>
-                <w:szCs w:val="18"/>
-                <w:lang w:eastAsia="zh-CN"/>
-              </w:rPr>
-            </w:pPr>
-            <w:r>
-              <w:rPr>
-                <w:rFonts w:ascii="Consolas" w:eastAsia="宋体" w:hAnsi="Consolas" w:cs="宋体"/>
-                <w:noProof w:val="0"/>
-                <w:snapToGrid/>
-                <w:color w:val="auto"/>
-                <w:sz w:val="18"/>
-                <w:szCs w:val="18"/>
-                <w:lang w:eastAsia="zh-CN"/>
-              </w:rPr>
-              <w:t>f=sqrt(</w:t>
-            </w:r>
+                <w:sz w:val="28"/>
+                <w:szCs w:val="28"/>
+                <w:lang w:eastAsia="zh-CN"/>
+              </w:rPr>
+            </w:pPr>
+            <w:r>
+              <w:rPr>
+                <w:rFonts w:ascii="Consolas" w:eastAsia="宋体" w:hAnsi="Consolas" w:cs="宋体"/>
+                <w:noProof w:val="0"/>
+                <w:snapToGrid/>
+                <w:color w:val="auto"/>
+                <w:sz w:val="28"/>
+                <w:szCs w:val="28"/>
+                <w:lang w:eastAsia="zh-CN"/>
+              </w:rPr>
+              <w:t>scatter(</w:t>
+            </w:r>
+            <w:proofErr w:type="spellStart"/>
             <w:proofErr w:type="gramStart"/>
             <w:r>
               <w:rPr>
@@ -8042,11 +8037,11 @@
                 <w:noProof w:val="0"/>
                 <w:snapToGrid/>
                 <w:color w:val="auto"/>
-                <w:sz w:val="18"/>
-                <w:szCs w:val="18"/>
-                <w:lang w:eastAsia="zh-CN"/>
-              </w:rPr>
-              <w:t>2)*</w:t>
+                <w:sz w:val="28"/>
+                <w:szCs w:val="28"/>
+                <w:lang w:eastAsia="zh-CN"/>
+              </w:rPr>
+              <w:t>x,f</w:t>
             </w:r>
             <w:proofErr w:type="gramEnd"/>
             <w:r>
@@ -8055,11 +8050,48 @@
                 <w:noProof w:val="0"/>
                 <w:snapToGrid/>
                 <w:color w:val="auto"/>
-                <w:sz w:val="18"/>
-                <w:szCs w:val="18"/>
-                <w:lang w:eastAsia="zh-CN"/>
-              </w:rPr>
-              <w:t>sin(2*pi*f*x);</w:t>
+                <w:sz w:val="28"/>
+                <w:szCs w:val="28"/>
+                <w:lang w:eastAsia="zh-CN"/>
+              </w:rPr>
+              <w:t>,</w:t>
+            </w:r>
+            <w:r>
+              <w:rPr>
+                <w:rFonts w:ascii="Consolas" w:eastAsia="宋体" w:hAnsi="Consolas" w:cs="宋体"/>
+                <w:noProof w:val="0"/>
+                <w:snapToGrid/>
+                <w:color w:val="A709F5"/>
+                <w:sz w:val="28"/>
+                <w:szCs w:val="28"/>
+                <w:lang w:eastAsia="zh-CN"/>
+              </w:rPr>
+              <w:t>".k</w:t>
+            </w:r>
+            <w:proofErr w:type="spellEnd"/>
+            <w:r>
+              <w:rPr>
+                <w:rFonts w:ascii="Consolas" w:eastAsia="宋体" w:hAnsi="Consolas" w:cs="宋体"/>
+                <w:noProof w:val="0"/>
+                <w:snapToGrid/>
+                <w:color w:val="A709F5"/>
+                <w:sz w:val="28"/>
+                <w:szCs w:val="28"/>
+                <w:lang w:eastAsia="zh-CN"/>
+              </w:rPr>
+              <w:t>"</w:t>
+            </w:r>
+            <w:r>
+              <w:rPr>
+                <w:rFonts w:ascii="Consolas" w:eastAsia="宋体" w:hAnsi="Consolas" w:cs="宋体"/>
+                <w:noProof w:val="0"/>
+                <w:snapToGrid/>
+                <w:color w:val="auto"/>
+                <w:sz w:val="28"/>
+                <w:szCs w:val="28"/>
+                <w:lang w:eastAsia="zh-CN"/>
+              </w:rPr>
+              <w:t>);</w:t>
             </w:r>
           </w:p>
           <w:p>
@@ -8075,88 +8107,187 @@
                 <w:noProof w:val="0"/>
                 <w:snapToGrid/>
                 <w:color w:val="auto"/>
-                <w:sz w:val="18"/>
-                <w:szCs w:val="18"/>
-                <w:lang w:eastAsia="zh-CN"/>
-              </w:rPr>
-            </w:pPr>
-            <w:r>
-              <w:rPr>
-                <w:rFonts w:ascii="Consolas" w:eastAsia="宋体" w:hAnsi="Consolas" w:cs="宋体"/>
-                <w:noProof w:val="0"/>
-                <w:snapToGrid/>
-                <w:color w:val="auto"/>
-                <w:sz w:val="18"/>
-                <w:szCs w:val="18"/>
-                <w:lang w:eastAsia="zh-CN"/>
-              </w:rPr>
-              <w:t>scatter(</w:t>
-            </w:r>
-            <w:proofErr w:type="spellStart"/>
-            <w:proofErr w:type="gramStart"/>
-            <w:r>
-              <w:rPr>
-                <w:rFonts w:ascii="Consolas" w:eastAsia="宋体" w:hAnsi="Consolas" w:cs="宋体"/>
-                <w:noProof w:val="0"/>
-                <w:snapToGrid/>
-                <w:color w:val="auto"/>
-                <w:sz w:val="18"/>
-                <w:szCs w:val="18"/>
-                <w:lang w:eastAsia="zh-CN"/>
-              </w:rPr>
-              <w:t>x,f</w:t>
-            </w:r>
-            <w:proofErr w:type="gramEnd"/>
-            <w:r>
-              <w:rPr>
-                <w:rFonts w:ascii="Consolas" w:eastAsia="宋体" w:hAnsi="Consolas" w:cs="宋体"/>
-                <w:noProof w:val="0"/>
-                <w:snapToGrid/>
-                <w:color w:val="auto"/>
-                <w:sz w:val="18"/>
-                <w:szCs w:val="18"/>
-                <w:lang w:eastAsia="zh-CN"/>
-              </w:rPr>
-              <w:t>,</w:t>
-            </w:r>
-            <w:r>
-              <w:rPr>
-                <w:rFonts w:ascii="Consolas" w:eastAsia="宋体" w:hAnsi="Consolas" w:cs="宋体"/>
-                <w:noProof w:val="0"/>
-                <w:snapToGrid/>
-                <w:color w:val="A709F5"/>
-                <w:sz w:val="18"/>
-                <w:szCs w:val="18"/>
-                <w:lang w:eastAsia="zh-CN"/>
-              </w:rPr>
-              <w:t>".k</w:t>
-            </w:r>
-            <w:proofErr w:type="spellEnd"/>
-            <w:r>
-              <w:rPr>
-                <w:rFonts w:ascii="Consolas" w:eastAsia="宋体" w:hAnsi="Consolas" w:cs="宋体"/>
-                <w:noProof w:val="0"/>
-                <w:snapToGrid/>
-                <w:color w:val="A709F5"/>
-                <w:sz w:val="18"/>
-                <w:szCs w:val="18"/>
-                <w:lang w:eastAsia="zh-CN"/>
-              </w:rPr>
-              <w:t>"</w:t>
-            </w:r>
-            <w:r>
-              <w:rPr>
-                <w:rFonts w:ascii="Consolas" w:eastAsia="宋体" w:hAnsi="Consolas" w:cs="宋体"/>
-                <w:noProof w:val="0"/>
-                <w:snapToGrid/>
-                <w:color w:val="auto"/>
-                <w:sz w:val="18"/>
-                <w:szCs w:val="18"/>
-                <w:lang w:eastAsia="zh-CN"/>
-              </w:rPr>
-              <w:t>);</w:t>
-            </w:r>
-          </w:p>
+                <w:sz w:val="28"/>
+                <w:szCs w:val="28"/>
+                <w:lang w:eastAsia="zh-CN"/>
+              </w:rPr>
+            </w:pPr>
+            <w:r>
+              <w:rPr>
+                <w:rFonts w:ascii="Consolas" w:eastAsia="宋体" w:hAnsi="Consolas" w:cs="宋体"/>
+                <w:noProof w:val="0"/>
+                <w:snapToGrid/>
+                <w:color w:val="auto"/>
+                <w:sz w:val="28"/>
+                <w:szCs w:val="28"/>
+                <w:lang w:eastAsia="zh-CN"/>
+              </w:rPr>
+              <w:t>p=sum(f.^2)/N;</w:t>
+            </w:r>
+          </w:p>
+          <w:p>
+            <w:pPr>
+              <w:pStyle w:val="a3"/>
+              <w:spacing w:before="129" w:line="355" w:lineRule="auto"/>
+              <w:ind w:right="110"/>
+              <w:rPr>
+                <w:rFonts w:eastAsiaTheme="minorEastAsia"/>
+                <w:spacing w:val="-2"/>
+                <w:lang w:eastAsia="zh-CN"/>
+              </w:rPr>
+            </w:pPr>
+          </w:p>
+        </w:tc>
+        <w:tc>
+          <w:tcPr>
+            <w:tcW w:w="4815" w:type="dxa"/>
+          </w:tcPr>
+          <w:p>
+            <w:pPr>
+              <w:pStyle w:val="a3"/>
+              <w:spacing w:before="129" w:line="355" w:lineRule="auto"/>
+              <w:ind w:right="110"/>
+              <w:rPr>
+                <w:rFonts w:eastAsiaTheme="minorEastAsia"/>
+                <w:spacing w:val="-2"/>
+                <w:lang w:eastAsia="zh-CN"/>
+              </w:rPr>
+            </w:pPr>
+          </w:p>
+        </w:tc>
+      </w:tr>
+    </w:tbl>
+    <w:p>
+      <w:pPr>
+        <w:pStyle w:val="a3"/>
+        <w:spacing w:before="129" w:line="355" w:lineRule="auto"/>
+        <w:ind w:right="110"/>
+        <w:rPr>
+          <w:rFonts w:eastAsiaTheme="minorEastAsia" w:hint="eastAsia"/>
+          <w:spacing w:val="-2"/>
+          <w:lang w:eastAsia="zh-CN"/>
+        </w:rPr>
+      </w:pPr>
+    </w:p>
+    <w:p>
+      <w:pPr>
+        <w:pStyle w:val="a3"/>
+        <w:spacing w:before="129" w:line="355" w:lineRule="auto"/>
+        <w:ind w:left="1380" w:right="110" w:hanging="423"/>
+        <w:rPr>
+          <w:rFonts w:ascii="宋体" w:eastAsia="宋体" w:hAnsi="宋体" w:cs="宋体"/>
+          <w:spacing w:val="-1"/>
+          <w:lang w:eastAsia="zh-CN"/>
+        </w:rPr>
+      </w:pPr>
+      <w:r>
+        <w:rPr>
+          <w:spacing w:val="-2"/>
+          <w:lang w:eastAsia="zh-CN"/>
+        </w:rPr>
+        <w:t xml:space="preserve">2)    </w:t>
+      </w:r>
+      <w:r>
+        <w:rPr>
+          <w:rFonts w:ascii="宋体" w:eastAsia="宋体" w:hAnsi="宋体" w:cs="宋体"/>
+          <w:spacing w:val="-2"/>
+          <w:lang w:eastAsia="zh-CN"/>
+        </w:rPr>
+        <w:t>生成</w:t>
+      </w:r>
+      <w:r>
+        <w:rPr>
+          <w:rFonts w:ascii="宋体" w:eastAsia="宋体" w:hAnsi="宋体" w:cs="宋体"/>
+          <w:spacing w:val="-28"/>
+          <w:lang w:eastAsia="zh-CN"/>
+        </w:rPr>
+        <w:t xml:space="preserve"> </w:t>
+      </w:r>
+      <w:r>
+        <w:rPr>
+          <w:spacing w:val="-2"/>
+          <w:lang w:eastAsia="zh-CN"/>
+        </w:rPr>
+        <w:t>1024</w:t>
+      </w:r>
+      <w:r>
+        <w:rPr>
+          <w:spacing w:val="18"/>
+          <w:lang w:eastAsia="zh-CN"/>
+        </w:rPr>
+        <w:t xml:space="preserve"> </w:t>
+      </w:r>
+      <w:r>
+        <w:rPr>
+          <w:rFonts w:ascii="宋体" w:eastAsia="宋体" w:hAnsi="宋体" w:cs="宋体"/>
+          <w:spacing w:val="-2"/>
+          <w:lang w:eastAsia="zh-CN"/>
+        </w:rPr>
+        <w:t>点服从正态分布的噪声，信噪比是</w:t>
+      </w:r>
+      <w:r>
+        <w:rPr>
+          <w:rFonts w:ascii="宋体" w:eastAsia="宋体" w:hAnsi="宋体" w:cs="宋体"/>
+          <w:spacing w:val="-49"/>
+          <w:lang w:eastAsia="zh-CN"/>
+        </w:rPr>
+        <w:t xml:space="preserve"> </w:t>
+      </w:r>
+      <w:r>
+        <w:rPr>
+          <w:spacing w:val="-2"/>
+          <w:lang w:eastAsia="zh-CN"/>
+        </w:rPr>
+        <w:t>40dB</w:t>
+      </w:r>
+      <w:r>
+        <w:rPr>
+          <w:rFonts w:ascii="宋体" w:eastAsia="宋体" w:hAnsi="宋体" w:cs="宋体"/>
+          <w:spacing w:val="-2"/>
+          <w:lang w:eastAsia="zh-CN"/>
+        </w:rPr>
+        <w:t>，结果用图显示。使</w:t>
+      </w:r>
+      <w:r>
+        <w:rPr>
+          <w:rFonts w:ascii="宋体" w:eastAsia="宋体" w:hAnsi="宋体" w:cs="宋体"/>
+          <w:spacing w:val="-3"/>
+          <w:lang w:eastAsia="zh-CN"/>
+        </w:rPr>
+        <w:t>用离散</w:t>
+      </w:r>
+      <w:r>
+        <w:rPr>
+          <w:rFonts w:ascii="宋体" w:eastAsia="宋体" w:hAnsi="宋体" w:cs="宋体"/>
+          <w:lang w:eastAsia="zh-CN"/>
+        </w:rPr>
+        <w:t xml:space="preserve"> </w:t>
+      </w:r>
+      <w:r>
+        <w:rPr>
+          <w:rFonts w:ascii="宋体" w:eastAsia="宋体" w:hAnsi="宋体" w:cs="宋体"/>
+          <w:spacing w:val="-1"/>
+          <w:lang w:eastAsia="zh-CN"/>
+        </w:rPr>
+        <w:t>信号的功率计算方法验证噪声的功率，并计算信噪比。</w:t>
+      </w:r>
+    </w:p>
+    <w:tbl>
+      <w:tblPr>
+        <w:tblStyle w:val="a4"/>
+        <w:tblW w:w="0" w:type="auto"/>
+        <w:tblInd w:w="1380" w:type="dxa"/>
+        <w:tblLook w:val="04A0" w:firstRow="1" w:lastRow="0" w:firstColumn="1" w:lastColumn="0" w:noHBand="0" w:noVBand="1"/>
+      </w:tblPr>
+      <w:tblGrid>
+        <w:gridCol w:w="5451"/>
+        <w:gridCol w:w="1920"/>
+      </w:tblGrid>
+      <w:tr>
+        <w:tc>
+          <w:tcPr>
+            <w:tcW w:w="4375" w:type="dxa"/>
+          </w:tcPr>
           <w:p>
             <w:pPr>
               <w:kinsoku/>
@@ -8170,42 +8301,287 @@
                 <w:noProof w:val="0"/>
                 <w:snapToGrid/>
                 <w:color w:val="auto"/>
-                <w:sz w:val="18"/>
-                <w:szCs w:val="18"/>
-                <w:lang w:eastAsia="zh-CN"/>
-              </w:rPr>
-            </w:pPr>
-            <w:r>
-              <w:rPr>
-                <w:rFonts w:ascii="Consolas" w:eastAsia="宋体" w:hAnsi="Consolas" w:cs="宋体"/>
-                <w:noProof w:val="0"/>
-                <w:snapToGrid/>
-                <w:color w:val="auto"/>
-                <w:sz w:val="18"/>
-                <w:szCs w:val="18"/>
-                <w:lang w:eastAsia="zh-CN"/>
-              </w:rPr>
-              <w:t>p=sum(f.^2)/N;</w:t>
-            </w:r>
-          </w:p>
-          <w:p>
-            <w:pPr>
-              <w:rPr>
-                <w:sz w:val="18"/>
-                <w:szCs w:val="18"/>
+                <w:sz w:val="28"/>
+                <w:szCs w:val="28"/>
+                <w:lang w:eastAsia="zh-CN"/>
+              </w:rPr>
+            </w:pPr>
+            <w:r>
+              <w:rPr>
+                <w:rFonts w:ascii="Consolas" w:eastAsia="宋体" w:hAnsi="Consolas" w:cs="宋体"/>
+                <w:noProof w:val="0"/>
+                <w:snapToGrid/>
+                <w:color w:val="auto"/>
+                <w:sz w:val="28"/>
+                <w:szCs w:val="28"/>
+                <w:lang w:eastAsia="zh-CN"/>
+              </w:rPr>
+              <w:t>noise=(sqrt(p)/</w:t>
+            </w:r>
+            <w:proofErr w:type="gramStart"/>
+            <w:r>
+              <w:rPr>
+                <w:rFonts w:ascii="Consolas" w:eastAsia="宋体" w:hAnsi="Consolas" w:cs="宋体"/>
+                <w:noProof w:val="0"/>
+                <w:snapToGrid/>
+                <w:color w:val="auto"/>
+                <w:sz w:val="28"/>
+                <w:szCs w:val="28"/>
+                <w:lang w:eastAsia="zh-CN"/>
+              </w:rPr>
+              <w:t>100)*</w:t>
+            </w:r>
+            <w:proofErr w:type="spellStart"/>
+            <w:proofErr w:type="gramEnd"/>
+            <w:r>
+              <w:rPr>
+                <w:rFonts w:ascii="Consolas" w:eastAsia="宋体" w:hAnsi="Consolas" w:cs="宋体"/>
+                <w:noProof w:val="0"/>
+                <w:snapToGrid/>
+                <w:color w:val="auto"/>
+                <w:sz w:val="28"/>
+                <w:szCs w:val="28"/>
+                <w:lang w:eastAsia="zh-CN"/>
+              </w:rPr>
+              <w:t>randn</w:t>
+            </w:r>
+            <w:proofErr w:type="spellEnd"/>
+            <w:r>
+              <w:rPr>
+                <w:rFonts w:ascii="Consolas" w:eastAsia="宋体" w:hAnsi="Consolas" w:cs="宋体"/>
+                <w:noProof w:val="0"/>
+                <w:snapToGrid/>
+                <w:color w:val="auto"/>
+                <w:sz w:val="28"/>
+                <w:szCs w:val="28"/>
+                <w:lang w:eastAsia="zh-CN"/>
+              </w:rPr>
+              <w:t>(1,1024);</w:t>
+            </w:r>
+          </w:p>
+          <w:p>
+            <w:pPr>
+              <w:kinsoku/>
+              <w:autoSpaceDE/>
+              <w:autoSpaceDN/>
+              <w:adjustRightInd/>
+              <w:snapToGrid/>
+              <w:textAlignment w:val="auto"/>
+              <w:rPr>
+                <w:rFonts w:ascii="Consolas" w:eastAsia="宋体" w:hAnsi="Consolas" w:cs="宋体"/>
+                <w:noProof w:val="0"/>
+                <w:snapToGrid/>
+                <w:color w:val="auto"/>
+                <w:sz w:val="28"/>
+                <w:szCs w:val="28"/>
+                <w:lang w:eastAsia="zh-CN"/>
+              </w:rPr>
+            </w:pPr>
+            <w:r>
+              <w:rPr>
+                <w:rFonts w:ascii="Consolas" w:eastAsia="宋体" w:hAnsi="Consolas" w:cs="宋体"/>
+                <w:noProof w:val="0"/>
+                <w:snapToGrid/>
+                <w:color w:val="auto"/>
+                <w:sz w:val="28"/>
+                <w:szCs w:val="28"/>
+                <w:lang w:eastAsia="zh-CN"/>
+              </w:rPr>
+              <w:t>plot(</w:t>
+            </w:r>
+            <w:proofErr w:type="gramStart"/>
+            <w:r>
+              <w:rPr>
+                <w:rFonts w:ascii="Consolas" w:eastAsia="宋体" w:hAnsi="Consolas" w:cs="宋体"/>
+                <w:noProof w:val="0"/>
+                <w:snapToGrid/>
+                <w:color w:val="auto"/>
+                <w:sz w:val="28"/>
+                <w:szCs w:val="28"/>
+                <w:lang w:eastAsia="zh-CN"/>
+              </w:rPr>
+              <w:t>1:N</w:t>
+            </w:r>
+            <w:proofErr w:type="gramEnd"/>
+            <w:r>
+              <w:rPr>
+                <w:rFonts w:ascii="Consolas" w:eastAsia="宋体" w:hAnsi="Consolas" w:cs="宋体"/>
+                <w:noProof w:val="0"/>
+                <w:snapToGrid/>
+                <w:color w:val="auto"/>
+                <w:sz w:val="28"/>
+                <w:szCs w:val="28"/>
+                <w:lang w:eastAsia="zh-CN"/>
+              </w:rPr>
+              <w:t>,noise);</w:t>
+            </w:r>
+          </w:p>
+          <w:p>
+            <w:pPr>
+              <w:kinsoku/>
+              <w:autoSpaceDE/>
+              <w:autoSpaceDN/>
+              <w:adjustRightInd/>
+              <w:snapToGrid/>
+              <w:textAlignment w:val="auto"/>
+              <w:rPr>
+                <w:rFonts w:ascii="Consolas" w:eastAsia="宋体" w:hAnsi="Consolas" w:cs="宋体"/>
+                <w:noProof w:val="0"/>
+                <w:snapToGrid/>
+                <w:color w:val="auto"/>
+                <w:sz w:val="28"/>
+                <w:szCs w:val="28"/>
+                <w:lang w:eastAsia="zh-CN"/>
+              </w:rPr>
+            </w:pPr>
+            <w:proofErr w:type="spellStart"/>
+            <w:r>
+              <w:rPr>
+                <w:rFonts w:ascii="Consolas" w:eastAsia="宋体" w:hAnsi="Consolas" w:cs="宋体"/>
+                <w:noProof w:val="0"/>
+                <w:snapToGrid/>
+                <w:color w:val="auto"/>
+                <w:sz w:val="28"/>
+                <w:szCs w:val="28"/>
+                <w:lang w:eastAsia="zh-CN"/>
+              </w:rPr>
+              <w:t>p_noise</w:t>
+            </w:r>
+            <w:proofErr w:type="spellEnd"/>
+            <w:r>
+              <w:rPr>
+                <w:rFonts w:ascii="Consolas" w:eastAsia="宋体" w:hAnsi="Consolas" w:cs="宋体"/>
+                <w:noProof w:val="0"/>
+                <w:snapToGrid/>
+                <w:color w:val="auto"/>
+                <w:sz w:val="28"/>
+                <w:szCs w:val="28"/>
+                <w:lang w:eastAsia="zh-CN"/>
+              </w:rPr>
+              <w:t>=sum(</w:t>
+            </w:r>
+            <w:proofErr w:type="gramStart"/>
+            <w:r>
+              <w:rPr>
+                <w:rFonts w:ascii="Consolas" w:eastAsia="宋体" w:hAnsi="Consolas" w:cs="宋体"/>
+                <w:noProof w:val="0"/>
+                <w:snapToGrid/>
+                <w:color w:val="auto"/>
+                <w:sz w:val="28"/>
+                <w:szCs w:val="28"/>
+                <w:lang w:eastAsia="zh-CN"/>
+              </w:rPr>
+              <w:t>noise.^</w:t>
+            </w:r>
+            <w:proofErr w:type="gramEnd"/>
+            <w:r>
+              <w:rPr>
+                <w:rFonts w:ascii="Consolas" w:eastAsia="宋体" w:hAnsi="Consolas" w:cs="宋体"/>
+                <w:noProof w:val="0"/>
+                <w:snapToGrid/>
+                <w:color w:val="auto"/>
+                <w:sz w:val="28"/>
+                <w:szCs w:val="28"/>
+                <w:lang w:eastAsia="zh-CN"/>
+              </w:rPr>
+              <w:t>2)/N;</w:t>
+            </w:r>
+          </w:p>
+          <w:p>
+            <w:pPr>
+              <w:kinsoku/>
+              <w:autoSpaceDE/>
+              <w:autoSpaceDN/>
+              <w:adjustRightInd/>
+              <w:snapToGrid/>
+              <w:textAlignment w:val="auto"/>
+              <w:rPr>
+                <w:rFonts w:ascii="Consolas" w:eastAsia="宋体" w:hAnsi="Consolas" w:cs="宋体"/>
+                <w:noProof w:val="0"/>
+                <w:snapToGrid/>
+                <w:color w:val="auto"/>
+                <w:sz w:val="28"/>
+                <w:szCs w:val="28"/>
+                <w:lang w:eastAsia="zh-CN"/>
+              </w:rPr>
+            </w:pPr>
+            <w:proofErr w:type="spellStart"/>
+            <w:r>
+              <w:rPr>
+                <w:rFonts w:ascii="Consolas" w:eastAsia="宋体" w:hAnsi="Consolas" w:cs="宋体"/>
+                <w:noProof w:val="0"/>
+                <w:snapToGrid/>
+                <w:color w:val="auto"/>
+                <w:sz w:val="28"/>
+                <w:szCs w:val="28"/>
+                <w:lang w:eastAsia="zh-CN"/>
+              </w:rPr>
+              <w:t>s_n</w:t>
+            </w:r>
+            <w:proofErr w:type="spellEnd"/>
+            <w:r>
+              <w:rPr>
+                <w:rFonts w:ascii="Consolas" w:eastAsia="宋体" w:hAnsi="Consolas" w:cs="宋体"/>
+                <w:noProof w:val="0"/>
+                <w:snapToGrid/>
+                <w:color w:val="auto"/>
+                <w:sz w:val="28"/>
+                <w:szCs w:val="28"/>
+                <w:lang w:eastAsia="zh-CN"/>
+              </w:rPr>
+              <w:t>=10*log10(p/</w:t>
+            </w:r>
+            <w:proofErr w:type="spellStart"/>
+            <w:r>
+              <w:rPr>
+                <w:rFonts w:ascii="Consolas" w:eastAsia="宋体" w:hAnsi="Consolas" w:cs="宋体"/>
+                <w:noProof w:val="0"/>
+                <w:snapToGrid/>
+                <w:color w:val="auto"/>
+                <w:sz w:val="28"/>
+                <w:szCs w:val="28"/>
+                <w:lang w:eastAsia="zh-CN"/>
+              </w:rPr>
+              <w:t>p_noise</w:t>
+            </w:r>
+            <w:proofErr w:type="spellEnd"/>
+            <w:r>
+              <w:rPr>
+                <w:rFonts w:ascii="Consolas" w:eastAsia="宋体" w:hAnsi="Consolas" w:cs="宋体"/>
+                <w:noProof w:val="0"/>
+                <w:snapToGrid/>
+                <w:color w:val="auto"/>
+                <w:sz w:val="28"/>
+                <w:szCs w:val="28"/>
+                <w:lang w:eastAsia="zh-CN"/>
+              </w:rPr>
+              <w:t>)</w:t>
+            </w:r>
+          </w:p>
+          <w:p>
+            <w:pPr>
+              <w:pStyle w:val="a3"/>
+              <w:spacing w:before="129" w:line="355" w:lineRule="auto"/>
+              <w:ind w:right="110"/>
+              <w:rPr>
+                <w:rFonts w:ascii="宋体" w:eastAsia="宋体" w:hAnsi="宋体" w:cs="宋体" w:hint="eastAsia"/>
+                <w:lang w:eastAsia="zh-CN"/>
               </w:rPr>
             </w:pPr>
           </w:p>
         </w:tc>
         <w:tc>
           <w:tcPr>
-            <w:tcW w:w="4265" w:type="dxa"/>
+            <w:tcW w:w="4376" w:type="dxa"/>
           </w:tcPr>
           <w:p>
             <w:pPr>
-              <w:rPr>
-                <w:sz w:val="18"/>
-                <w:szCs w:val="18"/>
+              <w:pStyle w:val="a3"/>
+              <w:spacing w:before="129" w:line="355" w:lineRule="auto"/>
+              <w:ind w:right="110"/>
+              <w:rPr>
+                <w:rFonts w:ascii="宋体" w:eastAsia="宋体" w:hAnsi="宋体" w:cs="宋体" w:hint="eastAsia"/>
+                <w:lang w:eastAsia="zh-CN"/>
               </w:rPr>
             </w:pPr>
           </w:p>
@@ -8218,185 +8594,74 @@
         <w:spacing w:before="129" w:line="355" w:lineRule="auto"/>
         <w:ind w:left="1380" w:right="110" w:hanging="423"/>
         <w:rPr>
-          <w:rFonts w:ascii="宋体" w:eastAsia="宋体" w:hAnsi="宋体" w:cs="宋体"/>
+          <w:rFonts w:ascii="宋体" w:eastAsia="宋体" w:hAnsi="宋体" w:cs="宋体" w:hint="eastAsia"/>
           <w:lang w:eastAsia="zh-CN"/>
         </w:rPr>
       </w:pPr>
-      <w:r>
-        <w:rPr>
-          <w:spacing w:val="-2"/>
-          <w:lang w:eastAsia="zh-CN"/>
-        </w:rPr>
-        <w:t xml:space="preserve">2)    </w:t>
-      </w:r>
-      <w:r>
-        <w:rPr>
-          <w:rFonts w:ascii="宋体" w:eastAsia="宋体" w:hAnsi="宋体" w:cs="宋体"/>
-          <w:spacing w:val="-2"/>
-          <w:lang w:eastAsia="zh-CN"/>
-        </w:rPr>
-        <w:t>生成</w:t>
-      </w:r>
-      <w:r>
-        <w:rPr>
-          <w:rFonts w:ascii="宋体" w:eastAsia="宋体" w:hAnsi="宋体" w:cs="宋体"/>
-          <w:spacing w:val="-28"/>
+    </w:p>
+    <w:p>
+      <w:pPr>
+        <w:pStyle w:val="a3"/>
+        <w:spacing w:before="127" w:line="214" w:lineRule="auto"/>
+        <w:ind w:left="961"/>
+        <w:rPr>
+          <w:rFonts w:ascii="宋体" w:eastAsia="宋体" w:hAnsi="宋体" w:cs="宋体"/>
+          <w:spacing w:val="2"/>
+          <w:lang w:eastAsia="zh-CN"/>
+        </w:rPr>
+      </w:pPr>
+      <w:r>
+        <w:rPr>
+          <w:spacing w:val="2"/>
+          <w:lang w:eastAsia="zh-CN"/>
+        </w:rPr>
+        <w:t xml:space="preserve">3)    </w:t>
+      </w:r>
+      <w:r>
+        <w:rPr>
+          <w:rFonts w:ascii="宋体" w:eastAsia="宋体" w:hAnsi="宋体" w:cs="宋体"/>
+          <w:spacing w:val="2"/>
+          <w:lang w:eastAsia="zh-CN"/>
+        </w:rPr>
+        <w:t>在时域和频域分别画出信号加入噪声之后的波形。频域的纵轴用</w:t>
+      </w:r>
+      <w:r>
+        <w:rPr>
+          <w:lang w:eastAsia="zh-CN"/>
+        </w:rPr>
+        <w:t>dB</w:t>
+      </w:r>
+      <w:r>
+        <w:rPr>
+          <w:spacing w:val="2"/>
           <w:lang w:eastAsia="zh-CN"/>
         </w:rPr>
         <w:t xml:space="preserve"> </w:t>
       </w:r>
       <w:r>
         <w:rPr>
-          <w:spacing w:val="-2"/>
-          <w:lang w:eastAsia="zh-CN"/>
-        </w:rPr>
-        <w:t>1024</w:t>
-      </w:r>
-      <w:r>
-        <w:rPr>
-          <w:spacing w:val="18"/>
-          <w:lang w:eastAsia="zh-CN"/>
-        </w:rPr>
-        <w:t xml:space="preserve"> </w:t>
-      </w:r>
-      <w:r>
-        <w:rPr>
-          <w:rFonts w:ascii="宋体" w:eastAsia="宋体" w:hAnsi="宋体" w:cs="宋体"/>
-          <w:spacing w:val="-2"/>
-          <w:lang w:eastAsia="zh-CN"/>
-        </w:rPr>
-        <w:t>点服从正态分布的噪声，信噪比是</w:t>
-      </w:r>
-      <w:r>
-        <w:rPr>
-          <w:rFonts w:ascii="宋体" w:eastAsia="宋体" w:hAnsi="宋体" w:cs="宋体"/>
-          <w:spacing w:val="-49"/>
-          <w:lang w:eastAsia="zh-CN"/>
-        </w:rPr>
-        <w:t xml:space="preserve"> </w:t>
-      </w:r>
-      <w:r>
-        <w:rPr>
-          <w:spacing w:val="-2"/>
-          <w:lang w:eastAsia="zh-CN"/>
-        </w:rPr>
-        <w:t>40dB</w:t>
-      </w:r>
-      <w:r>
-        <w:rPr>
-          <w:rFonts w:ascii="宋体" w:eastAsia="宋体" w:hAnsi="宋体" w:cs="宋体"/>
-          <w:spacing w:val="-2"/>
-          <w:lang w:eastAsia="zh-CN"/>
-        </w:rPr>
-        <w:t>，结果用图显示。使</w:t>
-      </w:r>
-      <w:r>
-        <w:rPr>
-          <w:rFonts w:ascii="宋体" w:eastAsia="宋体" w:hAnsi="宋体" w:cs="宋体"/>
-          <w:spacing w:val="-3"/>
-          <w:lang w:eastAsia="zh-CN"/>
-        </w:rPr>
-        <w:t>用离散</w:t>
-      </w:r>
-      <w:r>
-        <w:rPr>
-          <w:rFonts w:ascii="宋体" w:eastAsia="宋体" w:hAnsi="宋体" w:cs="宋体"/>
-          <w:lang w:eastAsia="zh-CN"/>
-        </w:rPr>
-        <w:t xml:space="preserve"> </w:t>
-      </w:r>
-      <w:r>
-        <w:rPr>
-          <w:rFonts w:ascii="宋体" w:eastAsia="宋体" w:hAnsi="宋体" w:cs="宋体"/>
-          <w:spacing w:val="-1"/>
-          <w:lang w:eastAsia="zh-CN"/>
-        </w:rPr>
-        <w:t>信号的功率计算方法验证噪声的功率，并计算信噪比。</w:t>
+          <w:rFonts w:ascii="宋体" w:eastAsia="宋体" w:hAnsi="宋体" w:cs="宋体"/>
+          <w:spacing w:val="2"/>
+          <w:lang w:eastAsia="zh-CN"/>
+        </w:rPr>
+        <w:t>表示。</w:t>
       </w:r>
     </w:p>
     <w:tbl>
       <w:tblPr>
-        <w:tblStyle w:val="TableNormal"/>
-        <w:tblW w:w="8528" w:type="dxa"/>
-        <w:tblInd w:w="2" w:type="dxa"/>
-        <w:tblBorders>
-          <w:top w:val="single" w:sz="2" w:space="0" w:color="000000"/>
-          <w:left w:val="single" w:sz="2" w:space="0" w:color="000000"/>
-          <w:bottom w:val="single" w:sz="2" w:space="0" w:color="000000"/>
-          <w:right w:val="single" w:sz="2" w:space="0" w:color="000000"/>
-          <w:insideH w:val="single" w:sz="2" w:space="0" w:color="000000"/>
-          <w:insideV w:val="single" w:sz="2" w:space="0" w:color="000000"/>
-        </w:tblBorders>
-        <w:tblLayout w:type="fixed"/>
+        <w:tblStyle w:val="a4"/>
+        <w:tblW w:w="0" w:type="auto"/>
+        <w:tblInd w:w="961" w:type="dxa"/>
         <w:tblLook w:val="04A0" w:firstRow="1" w:lastRow="0" w:firstColumn="1" w:lastColumn="0" w:noHBand="0" w:noVBand="1"/>
       </w:tblPr>
       <w:tblGrid>
-        <w:gridCol w:w="5955"/>
-        <w:gridCol w:w="2573"/>
+        <w:gridCol w:w="4340"/>
+        <w:gridCol w:w="3450"/>
       </w:tblGrid>
       <w:tr>
-        <w:trPr>
-          <w:trHeight w:val="318"/>
-        </w:trPr>
         <w:tc>
           <w:tcPr>
-            <w:tcW w:w="5955" w:type="dxa"/>
-          </w:tcPr>
-          <w:p>
-            <w:pPr>
-              <w:spacing w:before="55" w:line="220" w:lineRule="auto"/>
-              <w:ind w:left="115"/>
-              <w:rPr>
-                <w:rFonts w:ascii="宋体" w:eastAsia="宋体" w:hAnsi="宋体" w:cs="宋体"/>
-                <w:sz w:val="18"/>
-                <w:szCs w:val="18"/>
-                <w:lang w:eastAsia="zh-CN"/>
-              </w:rPr>
-            </w:pPr>
-            <w:r>
-              <w:rPr>
-                <w:rFonts w:ascii="宋体" w:eastAsia="宋体" w:hAnsi="宋体" w:cs="宋体"/>
-                <w:sz w:val="18"/>
-                <w:szCs w:val="18"/>
-                <w:lang w:eastAsia="zh-CN"/>
-              </w:rPr>
-              <w:t>命令，脚本，函数，等</w:t>
-            </w:r>
-          </w:p>
-        </w:tc>
-        <w:tc>
-          <w:tcPr>
-            <w:tcW w:w="2573" w:type="dxa"/>
-          </w:tcPr>
-          <w:p>
-            <w:pPr>
-              <w:spacing w:before="56" w:line="221" w:lineRule="auto"/>
-              <w:ind w:left="118"/>
-              <w:rPr>
-                <w:rFonts w:ascii="宋体" w:eastAsia="宋体" w:hAnsi="宋体" w:cs="宋体"/>
-                <w:sz w:val="18"/>
-                <w:szCs w:val="18"/>
-              </w:rPr>
-            </w:pPr>
-            <w:r>
-              <w:rPr>
-                <w:rFonts w:ascii="宋体" w:eastAsia="宋体" w:hAnsi="宋体" w:cs="宋体"/>
-                <w:spacing w:val="4"/>
-                <w:sz w:val="18"/>
-                <w:szCs w:val="18"/>
-              </w:rPr>
-              <w:t>结果，图</w:t>
-            </w:r>
-          </w:p>
-        </w:tc>
-      </w:tr>
-      <w:tr>
-        <w:trPr>
-          <w:trHeight w:val="319"/>
-        </w:trPr>
-        <w:tc>
-          <w:tcPr>
-            <w:tcW w:w="5955" w:type="dxa"/>
+            <w:tcW w:w="4375" w:type="dxa"/>
           </w:tcPr>
           <w:p>
             <w:pPr>
@@ -8411,63 +8676,11 @@
                 <w:noProof w:val="0"/>
                 <w:snapToGrid/>
                 <w:color w:val="auto"/>
-                <w:sz w:val="18"/>
-                <w:szCs w:val="18"/>
-                <w:lang w:eastAsia="zh-CN"/>
-              </w:rPr>
-            </w:pPr>
-            <w:r>
-              <w:rPr>
-                <w:rFonts w:ascii="Consolas" w:eastAsia="宋体" w:hAnsi="Consolas" w:cs="宋体"/>
-                <w:noProof w:val="0"/>
-                <w:snapToGrid/>
-                <w:color w:val="auto"/>
-                <w:sz w:val="18"/>
-                <w:szCs w:val="18"/>
-                <w:lang w:eastAsia="zh-CN"/>
-              </w:rPr>
-              <w:t>noise=(sqrt(p)/</w:t>
-            </w:r>
-            <w:proofErr w:type="gramStart"/>
-            <w:r>
-              <w:rPr>
-                <w:rFonts w:ascii="Consolas" w:eastAsia="宋体" w:hAnsi="Consolas" w:cs="宋体"/>
-                <w:noProof w:val="0"/>
-                <w:snapToGrid/>
-                <w:color w:val="auto"/>
-                <w:sz w:val="18"/>
-                <w:szCs w:val="18"/>
-                <w:lang w:eastAsia="zh-CN"/>
-              </w:rPr>
-              <w:t>100)*</w:t>
-            </w:r>
-            <w:proofErr w:type="spellStart"/>
-            <w:proofErr w:type="gramEnd"/>
-            <w:r>
-              <w:rPr>
-                <w:rFonts w:ascii="Consolas" w:eastAsia="宋体" w:hAnsi="Consolas" w:cs="宋体"/>
-                <w:noProof w:val="0"/>
-                <w:snapToGrid/>
-                <w:color w:val="auto"/>
-                <w:sz w:val="18"/>
-                <w:szCs w:val="18"/>
-                <w:lang w:eastAsia="zh-CN"/>
-              </w:rPr>
-              <w:t>randn</w:t>
-            </w:r>
-            <w:proofErr w:type="spellEnd"/>
-            <w:r>
-              <w:rPr>
-                <w:rFonts w:ascii="Consolas" w:eastAsia="宋体" w:hAnsi="Consolas" w:cs="宋体"/>
-                <w:noProof w:val="0"/>
-                <w:snapToGrid/>
-                <w:color w:val="auto"/>
-                <w:sz w:val="18"/>
-                <w:szCs w:val="18"/>
-                <w:lang w:eastAsia="zh-CN"/>
-              </w:rPr>
-              <w:t>(1,1024);</w:t>
-            </w:r>
+                <w:sz w:val="28"/>
+                <w:szCs w:val="28"/>
+                <w:lang w:eastAsia="zh-CN"/>
+              </w:rPr>
+            </w:pPr>
           </w:p>
           <w:p>
             <w:pPr>
@@ -8482,23 +8695,24 @@
                 <w:noProof w:val="0"/>
                 <w:snapToGrid/>
                 <w:color w:val="auto"/>
-                <w:sz w:val="18"/>
-                <w:szCs w:val="18"/>
-                <w:lang w:eastAsia="zh-CN"/>
-              </w:rPr>
-            </w:pPr>
-            <w:r>
-              <w:rPr>
-                <w:rFonts w:ascii="Consolas" w:eastAsia="宋体" w:hAnsi="Consolas" w:cs="宋体"/>
-                <w:noProof w:val="0"/>
-                <w:snapToGrid/>
-                <w:color w:val="auto"/>
-                <w:sz w:val="18"/>
-                <w:szCs w:val="18"/>
-                <w:lang w:eastAsia="zh-CN"/>
-              </w:rPr>
-              <w:t>plot(</w:t>
-            </w:r>
+                <w:sz w:val="28"/>
+                <w:szCs w:val="28"/>
+                <w:lang w:eastAsia="zh-CN"/>
+              </w:rPr>
+            </w:pPr>
+            <w:r>
+              <w:rPr>
+                <w:rFonts w:ascii="Consolas" w:eastAsia="宋体" w:hAnsi="Consolas" w:cs="宋体"/>
+                <w:noProof w:val="0"/>
+                <w:snapToGrid/>
+                <w:color w:val="auto"/>
+                <w:sz w:val="28"/>
+                <w:szCs w:val="28"/>
+                <w:lang w:eastAsia="zh-CN"/>
+              </w:rPr>
+              <w:t>scatter(</w:t>
+            </w:r>
+            <w:proofErr w:type="spellStart"/>
             <w:proofErr w:type="gramStart"/>
             <w:r>
               <w:rPr>
@@ -8506,11 +8720,11 @@
                 <w:noProof w:val="0"/>
                 <w:snapToGrid/>
                 <w:color w:val="auto"/>
-                <w:sz w:val="18"/>
-                <w:szCs w:val="18"/>
-                <w:lang w:eastAsia="zh-CN"/>
-              </w:rPr>
-              <w:t>1:N</w:t>
+                <w:sz w:val="28"/>
+                <w:szCs w:val="28"/>
+                <w:lang w:eastAsia="zh-CN"/>
+              </w:rPr>
+              <w:t>x,f</w:t>
             </w:r>
             <w:proofErr w:type="gramEnd"/>
             <w:r>
@@ -8519,11 +8733,24 @@
                 <w:noProof w:val="0"/>
                 <w:snapToGrid/>
                 <w:color w:val="auto"/>
-                <w:sz w:val="18"/>
-                <w:szCs w:val="18"/>
-                <w:lang w:eastAsia="zh-CN"/>
-              </w:rPr>
-              <w:t>,noise);</w:t>
+                <w:sz w:val="28"/>
+                <w:szCs w:val="28"/>
+                <w:lang w:eastAsia="zh-CN"/>
+              </w:rPr>
+              <w:t>+noise</w:t>
+            </w:r>
+            <w:proofErr w:type="spellEnd"/>
+            <w:r>
+              <w:rPr>
+                <w:rFonts w:ascii="Consolas" w:eastAsia="宋体" w:hAnsi="Consolas" w:cs="宋体"/>
+                <w:noProof w:val="0"/>
+                <w:snapToGrid/>
+                <w:color w:val="auto"/>
+                <w:sz w:val="28"/>
+                <w:szCs w:val="28"/>
+                <w:lang w:eastAsia="zh-CN"/>
+              </w:rPr>
+              <w:t>);</w:t>
             </w:r>
           </w:p>
           <w:p>
@@ -8539,11 +8766,23 @@
                 <w:noProof w:val="0"/>
                 <w:snapToGrid/>
                 <w:color w:val="auto"/>
-                <w:sz w:val="18"/>
-                <w:szCs w:val="18"/>
-                <w:lang w:eastAsia="zh-CN"/>
-              </w:rPr>
-            </w:pPr>
+                <w:sz w:val="28"/>
+                <w:szCs w:val="28"/>
+                <w:lang w:eastAsia="zh-CN"/>
+              </w:rPr>
+            </w:pPr>
+            <w:r>
+              <w:rPr>
+                <w:rFonts w:ascii="Consolas" w:eastAsia="宋体" w:hAnsi="Consolas" w:cs="宋体"/>
+                <w:noProof w:val="0"/>
+                <w:snapToGrid/>
+                <w:color w:val="auto"/>
+                <w:sz w:val="28"/>
+                <w:szCs w:val="28"/>
+                <w:lang w:eastAsia="zh-CN"/>
+              </w:rPr>
+              <w:t>F=</w:t>
+            </w:r>
             <w:proofErr w:type="spellStart"/>
             <w:r>
               <w:rPr>
@@ -8551,11 +8790,11 @@
                 <w:noProof w:val="0"/>
                 <w:snapToGrid/>
                 <w:color w:val="auto"/>
-                <w:sz w:val="18"/>
-                <w:szCs w:val="18"/>
-                <w:lang w:eastAsia="zh-CN"/>
-              </w:rPr>
-              <w:t>p_noise</w:t>
+                <w:sz w:val="28"/>
+                <w:szCs w:val="28"/>
+                <w:lang w:eastAsia="zh-CN"/>
+              </w:rPr>
+              <w:t>fft</w:t>
             </w:r>
             <w:proofErr w:type="spellEnd"/>
             <w:r>
@@ -8564,11 +8803,24 @@
                 <w:noProof w:val="0"/>
                 <w:snapToGrid/>
                 <w:color w:val="auto"/>
-                <w:sz w:val="18"/>
-                <w:szCs w:val="18"/>
-                <w:lang w:eastAsia="zh-CN"/>
-              </w:rPr>
-              <w:t>=sum(</w:t>
+                <w:sz w:val="28"/>
+                <w:szCs w:val="28"/>
+                <w:lang w:eastAsia="zh-CN"/>
+              </w:rPr>
+              <w:t>(</w:t>
+            </w:r>
+            <w:proofErr w:type="spellStart"/>
+            <w:r>
+              <w:rPr>
+                <w:rFonts w:ascii="Consolas" w:eastAsia="宋体" w:hAnsi="Consolas" w:cs="宋体"/>
+                <w:noProof w:val="0"/>
+                <w:snapToGrid/>
+                <w:color w:val="auto"/>
+                <w:sz w:val="28"/>
+                <w:szCs w:val="28"/>
+                <w:lang w:eastAsia="zh-CN"/>
+              </w:rPr>
+              <w:t>f+</w:t>
             </w:r>
             <w:proofErr w:type="gramStart"/>
             <w:r>
@@ -8577,11 +8829,24 @@
                 <w:noProof w:val="0"/>
                 <w:snapToGrid/>
                 <w:color w:val="auto"/>
-                <w:sz w:val="18"/>
-                <w:szCs w:val="18"/>
-                <w:lang w:eastAsia="zh-CN"/>
-              </w:rPr>
-              <w:t>noise.^</w:t>
+                <w:sz w:val="28"/>
+                <w:szCs w:val="28"/>
+                <w:lang w:eastAsia="zh-CN"/>
+              </w:rPr>
+              <w:t>noise</w:t>
+            </w:r>
+            <w:proofErr w:type="spellEnd"/>
+            <w:r>
+              <w:rPr>
+                <w:rFonts w:ascii="Consolas" w:eastAsia="宋体" w:hAnsi="Consolas" w:cs="宋体"/>
+                <w:noProof w:val="0"/>
+                <w:snapToGrid/>
+                <w:color w:val="auto"/>
+                <w:sz w:val="28"/>
+                <w:szCs w:val="28"/>
+                <w:lang w:eastAsia="zh-CN"/>
+              </w:rPr>
+              <w:t>)*</w:t>
             </w:r>
             <w:proofErr w:type="gramEnd"/>
             <w:r>
@@ -8590,11 +8855,11 @@
                 <w:noProof w:val="0"/>
                 <w:snapToGrid/>
                 <w:color w:val="auto"/>
-                <w:sz w:val="18"/>
-                <w:szCs w:val="18"/>
-                <w:lang w:eastAsia="zh-CN"/>
-              </w:rPr>
-              <w:t>2)/N;</w:t>
+                <w:sz w:val="28"/>
+                <w:szCs w:val="28"/>
+                <w:lang w:eastAsia="zh-CN"/>
+              </w:rPr>
+              <w:t>2/N;</w:t>
             </w:r>
           </w:p>
           <w:p>
@@ -8610,8 +8875,8 @@
                 <w:noProof w:val="0"/>
                 <w:snapToGrid/>
                 <w:color w:val="auto"/>
-                <w:sz w:val="18"/>
-                <w:szCs w:val="18"/>
+                <w:sz w:val="28"/>
+                <w:szCs w:val="28"/>
                 <w:lang w:eastAsia="zh-CN"/>
               </w:rPr>
             </w:pPr>
@@ -8622,11 +8887,11 @@
                 <w:noProof w:val="0"/>
                 <w:snapToGrid/>
                 <w:color w:val="auto"/>
-                <w:sz w:val="18"/>
-                <w:szCs w:val="18"/>
-                <w:lang w:eastAsia="zh-CN"/>
-              </w:rPr>
-              <w:t>s_n</w:t>
+                <w:sz w:val="28"/>
+                <w:szCs w:val="28"/>
+                <w:lang w:eastAsia="zh-CN"/>
+              </w:rPr>
+              <w:t>f_x</w:t>
             </w:r>
             <w:proofErr w:type="spellEnd"/>
             <w:r>
@@ -8635,12 +8900,57 @@
                 <w:noProof w:val="0"/>
                 <w:snapToGrid/>
                 <w:color w:val="auto"/>
-                <w:sz w:val="18"/>
-                <w:szCs w:val="18"/>
-                <w:lang w:eastAsia="zh-CN"/>
-              </w:rPr>
-              <w:t>=10*log10(p/</w:t>
-            </w:r>
+                <w:sz w:val="28"/>
+                <w:szCs w:val="28"/>
+                <w:lang w:eastAsia="zh-CN"/>
+              </w:rPr>
+              <w:t>=fs*(</w:t>
+            </w:r>
+            <w:proofErr w:type="gramStart"/>
+            <w:r>
+              <w:rPr>
+                <w:rFonts w:ascii="Consolas" w:eastAsia="宋体" w:hAnsi="Consolas" w:cs="宋体"/>
+                <w:noProof w:val="0"/>
+                <w:snapToGrid/>
+                <w:color w:val="auto"/>
+                <w:sz w:val="28"/>
+                <w:szCs w:val="28"/>
+                <w:lang w:eastAsia="zh-CN"/>
+              </w:rPr>
+              <w:t>0:N</w:t>
+            </w:r>
+            <w:proofErr w:type="gramEnd"/>
+            <w:r>
+              <w:rPr>
+                <w:rFonts w:ascii="Consolas" w:eastAsia="宋体" w:hAnsi="Consolas" w:cs="宋体"/>
+                <w:noProof w:val="0"/>
+                <w:snapToGrid/>
+                <w:color w:val="auto"/>
+                <w:sz w:val="28"/>
+                <w:szCs w:val="28"/>
+                <w:lang w:eastAsia="zh-CN"/>
+              </w:rPr>
+              <w:t>/2)/(N);</w:t>
+            </w:r>
+          </w:p>
+          <w:p>
+            <w:pPr>
+              <w:kinsoku/>
+              <w:autoSpaceDE/>
+              <w:autoSpaceDN/>
+              <w:adjustRightInd/>
+              <w:snapToGrid/>
+              <w:textAlignment w:val="auto"/>
+              <w:rPr>
+                <w:rFonts w:ascii="Consolas" w:eastAsia="宋体" w:hAnsi="Consolas" w:cs="宋体"/>
+                <w:noProof w:val="0"/>
+                <w:snapToGrid/>
+                <w:color w:val="auto"/>
+                <w:sz w:val="28"/>
+                <w:szCs w:val="28"/>
+                <w:lang w:eastAsia="zh-CN"/>
+              </w:rPr>
+            </w:pPr>
             <w:proofErr w:type="spellStart"/>
             <w:r>
               <w:rPr>
@@ -8648,11 +8958,11 @@
                 <w:noProof w:val="0"/>
                 <w:snapToGrid/>
                 <w:color w:val="auto"/>
-                <w:sz w:val="18"/>
-                <w:szCs w:val="18"/>
-                <w:lang w:eastAsia="zh-CN"/>
-              </w:rPr>
-              <w:t>p_noise</w:t>
+                <w:sz w:val="28"/>
+                <w:szCs w:val="28"/>
+                <w:lang w:eastAsia="zh-CN"/>
+              </w:rPr>
+              <w:t>mag_F</w:t>
             </w:r>
             <w:proofErr w:type="spellEnd"/>
             <w:r>
@@ -8661,31 +8971,118 @@
                 <w:noProof w:val="0"/>
                 <w:snapToGrid/>
                 <w:color w:val="auto"/>
-                <w:sz w:val="18"/>
-                <w:szCs w:val="18"/>
-                <w:lang w:eastAsia="zh-CN"/>
-              </w:rPr>
-              <w:t>)</w:t>
-            </w:r>
-          </w:p>
-          <w:p>
-            <w:pPr>
-              <w:rPr>
-                <w:sz w:val="18"/>
-                <w:szCs w:val="18"/>
+                <w:sz w:val="28"/>
+                <w:szCs w:val="28"/>
+                <w:lang w:eastAsia="zh-CN"/>
+              </w:rPr>
+              <w:t>=abs(F(</w:t>
+            </w:r>
+            <w:proofErr w:type="gramStart"/>
+            <w:r>
+              <w:rPr>
+                <w:rFonts w:ascii="Consolas" w:eastAsia="宋体" w:hAnsi="Consolas" w:cs="宋体"/>
+                <w:noProof w:val="0"/>
+                <w:snapToGrid/>
+                <w:color w:val="auto"/>
+                <w:sz w:val="28"/>
+                <w:szCs w:val="28"/>
+                <w:lang w:eastAsia="zh-CN"/>
+              </w:rPr>
+              <w:t>1:N</w:t>
+            </w:r>
+            <w:proofErr w:type="gramEnd"/>
+            <w:r>
+              <w:rPr>
+                <w:rFonts w:ascii="Consolas" w:eastAsia="宋体" w:hAnsi="Consolas" w:cs="宋体"/>
+                <w:noProof w:val="0"/>
+                <w:snapToGrid/>
+                <w:color w:val="auto"/>
+                <w:sz w:val="28"/>
+                <w:szCs w:val="28"/>
+                <w:lang w:eastAsia="zh-CN"/>
+              </w:rPr>
+              <w:t>/2+1));</w:t>
+            </w:r>
+          </w:p>
+          <w:p>
+            <w:pPr>
+              <w:kinsoku/>
+              <w:autoSpaceDE/>
+              <w:autoSpaceDN/>
+              <w:adjustRightInd/>
+              <w:snapToGrid/>
+              <w:textAlignment w:val="auto"/>
+              <w:rPr>
+                <w:rFonts w:ascii="Consolas" w:eastAsia="宋体" w:hAnsi="Consolas" w:cs="宋体"/>
+                <w:noProof w:val="0"/>
+                <w:snapToGrid/>
+                <w:color w:val="auto"/>
+                <w:sz w:val="28"/>
+                <w:szCs w:val="28"/>
+                <w:lang w:eastAsia="zh-CN"/>
+              </w:rPr>
+            </w:pPr>
+            <w:r>
+              <w:rPr>
+                <w:rFonts w:ascii="Consolas" w:eastAsia="宋体" w:hAnsi="Consolas" w:cs="宋体"/>
+                <w:noProof w:val="0"/>
+                <w:snapToGrid/>
+                <w:color w:val="auto"/>
+                <w:sz w:val="28"/>
+                <w:szCs w:val="28"/>
+                <w:lang w:eastAsia="zh-CN"/>
+              </w:rPr>
+              <w:t>plot(f_x,10*log10(</w:t>
+            </w:r>
+            <w:proofErr w:type="spellStart"/>
+            <w:r>
+              <w:rPr>
+                <w:rFonts w:ascii="Consolas" w:eastAsia="宋体" w:hAnsi="Consolas" w:cs="宋体"/>
+                <w:noProof w:val="0"/>
+                <w:snapToGrid/>
+                <w:color w:val="auto"/>
+                <w:sz w:val="28"/>
+                <w:szCs w:val="28"/>
+                <w:lang w:eastAsia="zh-CN"/>
+              </w:rPr>
+              <w:t>mag_F</w:t>
+            </w:r>
+            <w:proofErr w:type="spellEnd"/>
+            <w:r>
+              <w:rPr>
+                <w:rFonts w:ascii="Consolas" w:eastAsia="宋体" w:hAnsi="Consolas" w:cs="宋体"/>
+                <w:noProof w:val="0"/>
+                <w:snapToGrid/>
+                <w:color w:val="auto"/>
+                <w:sz w:val="28"/>
+                <w:szCs w:val="28"/>
+                <w:lang w:eastAsia="zh-CN"/>
+              </w:rPr>
+              <w:t>));</w:t>
+            </w:r>
+          </w:p>
+          <w:p>
+            <w:pPr>
+              <w:pStyle w:val="a3"/>
+              <w:spacing w:before="127" w:line="214" w:lineRule="auto"/>
+              <w:rPr>
+                <w:rFonts w:ascii="宋体" w:eastAsia="宋体" w:hAnsi="宋体" w:cs="宋体" w:hint="eastAsia"/>
+                <w:lang w:eastAsia="zh-CN"/>
               </w:rPr>
             </w:pPr>
           </w:p>
         </w:tc>
         <w:tc>
           <w:tcPr>
-            <w:tcW w:w="2573" w:type="dxa"/>
+            <w:tcW w:w="4376" w:type="dxa"/>
           </w:tcPr>
           <w:p>
             <w:pPr>
-              <w:rPr>
-                <w:sz w:val="18"/>
-                <w:szCs w:val="18"/>
+              <w:pStyle w:val="a3"/>
+              <w:spacing w:before="127" w:line="214" w:lineRule="auto"/>
+              <w:rPr>
+                <w:rFonts w:ascii="宋体" w:eastAsia="宋体" w:hAnsi="宋体" w:cs="宋体" w:hint="eastAsia"/>
+                <w:lang w:eastAsia="zh-CN"/>
               </w:rPr>
             </w:pPr>
           </w:p>
@@ -8698,46 +9095,10 @@
         <w:spacing w:before="127" w:line="214" w:lineRule="auto"/>
         <w:ind w:left="961"/>
         <w:rPr>
-          <w:rFonts w:ascii="宋体" w:eastAsia="宋体" w:hAnsi="宋体" w:cs="宋体"/>
+          <w:rFonts w:ascii="宋体" w:eastAsia="宋体" w:hAnsi="宋体" w:cs="宋体" w:hint="eastAsia"/>
           <w:lang w:eastAsia="zh-CN"/>
         </w:rPr>
       </w:pPr>
-      <w:r>
-        <w:rPr>
-          <w:spacing w:val="2"/>
-          <w:lang w:eastAsia="zh-CN"/>
-        </w:rPr>
-        <w:t xml:space="preserve">3)    </w:t>
-      </w:r>
-      <w:r>
-        <w:rPr>
-          <w:rFonts w:ascii="宋体" w:eastAsia="宋体" w:hAnsi="宋体" w:cs="宋体"/>
-          <w:spacing w:val="2"/>
-          <w:lang w:eastAsia="zh-CN"/>
-        </w:rPr>
-        <w:t>在时域和频域分别画出信号加入噪声之后的波形。频域的纵轴用</w:t>
-      </w:r>
-      <w:r>
-        <w:rPr>
-          <w:lang w:eastAsia="zh-CN"/>
-        </w:rPr>
-        <w:t>dB</w:t>
-      </w:r>
-      <w:r>
-        <w:rPr>
-          <w:spacing w:val="2"/>
-          <w:lang w:eastAsia="zh-CN"/>
-        </w:rPr>
-        <w:t xml:space="preserve"> </w:t>
-      </w:r>
-      <w:r>
-        <w:rPr>
-          <w:rFonts w:ascii="宋体" w:eastAsia="宋体" w:hAnsi="宋体" w:cs="宋体"/>
-          <w:spacing w:val="2"/>
-          <w:lang w:eastAsia="zh-CN"/>
-        </w:rPr>
-        <w:t>表示。</w:t>
-      </w:r>
     </w:p>
     <w:p>
       <w:pPr>
@@ -8745,506 +9106,22 @@
         <w:rPr>
           <w:lang w:eastAsia="zh-CN"/>
         </w:rPr>
-      </w:pPr>
-    </w:p>
-    <w:tbl>
-      <w:tblPr>
-        <w:tblStyle w:val="TableNormal"/>
-        <w:tblW w:w="8528" w:type="dxa"/>
-        <w:tblInd w:w="2" w:type="dxa"/>
-        <w:tblBorders>
-          <w:top w:val="single" w:sz="2" w:space="0" w:color="000000"/>
-          <w:left w:val="single" w:sz="2" w:space="0" w:color="000000"/>
-          <w:bottom w:val="single" w:sz="2" w:space="0" w:color="000000"/>
-          <w:right w:val="single" w:sz="2" w:space="0" w:color="000000"/>
-          <w:insideH w:val="single" w:sz="2" w:space="0" w:color="000000"/>
-          <w:insideV w:val="single" w:sz="2" w:space="0" w:color="000000"/>
-        </w:tblBorders>
-        <w:tblLayout w:type="fixed"/>
-        <w:tblLook w:val="04A0" w:firstRow="1" w:lastRow="0" w:firstColumn="1" w:lastColumn="0" w:noHBand="0" w:noVBand="1"/>
-      </w:tblPr>
-      <w:tblGrid>
-        <w:gridCol w:w="6664"/>
-        <w:gridCol w:w="1864"/>
-      </w:tblGrid>
-      <w:tr>
-        <w:trPr>
-          <w:trHeight w:val="319"/>
-        </w:trPr>
-        <w:tc>
-          <w:tcPr>
-            <w:tcW w:w="6664" w:type="dxa"/>
-          </w:tcPr>
-          <w:p>
-            <w:pPr>
-              <w:spacing w:before="55" w:line="220" w:lineRule="auto"/>
-              <w:ind w:left="115"/>
-              <w:rPr>
-                <w:rFonts w:ascii="宋体" w:eastAsia="宋体" w:hAnsi="宋体" w:cs="宋体"/>
-                <w:sz w:val="18"/>
-                <w:szCs w:val="18"/>
-                <w:lang w:eastAsia="zh-CN"/>
-              </w:rPr>
-            </w:pPr>
-            <w:r>
-              <w:rPr>
-                <w:rFonts w:ascii="宋体" w:eastAsia="宋体" w:hAnsi="宋体" w:cs="宋体"/>
-                <w:sz w:val="18"/>
-                <w:szCs w:val="18"/>
-                <w:lang w:eastAsia="zh-CN"/>
-              </w:rPr>
-              <w:t>命令，脚本，函数，等</w:t>
-            </w:r>
-          </w:p>
-        </w:tc>
-        <w:tc>
-          <w:tcPr>
-            <w:tcW w:w="1864" w:type="dxa"/>
-          </w:tcPr>
-          <w:p>
-            <w:pPr>
-              <w:spacing w:before="56" w:line="221" w:lineRule="auto"/>
-              <w:ind w:left="118"/>
-              <w:rPr>
-                <w:rFonts w:ascii="宋体" w:eastAsia="宋体" w:hAnsi="宋体" w:cs="宋体"/>
-                <w:sz w:val="18"/>
-                <w:szCs w:val="18"/>
-              </w:rPr>
-            </w:pPr>
-            <w:r>
-              <w:rPr>
-                <w:rFonts w:ascii="宋体" w:eastAsia="宋体" w:hAnsi="宋体" w:cs="宋体"/>
-                <w:spacing w:val="4"/>
-                <w:sz w:val="18"/>
-                <w:szCs w:val="18"/>
-              </w:rPr>
-              <w:t>结果，图</w:t>
-            </w:r>
-          </w:p>
-        </w:tc>
-      </w:tr>
-      <w:tr>
-        <w:trPr>
-          <w:trHeight w:val="321"/>
-        </w:trPr>
-        <w:tc>
-          <w:tcPr>
-            <w:tcW w:w="6664" w:type="dxa"/>
-          </w:tcPr>
-          <w:p>
-            <w:pPr>
-              <w:kinsoku/>
-              <w:autoSpaceDE/>
-              <w:autoSpaceDN/>
-              <w:adjustRightInd/>
-              <w:snapToGrid/>
-              <w:textAlignment w:val="auto"/>
-              <w:rPr>
-                <w:rFonts w:ascii="Consolas" w:eastAsia="宋体" w:hAnsi="Consolas" w:cs="宋体"/>
-                <w:noProof w:val="0"/>
-                <w:snapToGrid/>
-                <w:color w:val="auto"/>
-                <w:sz w:val="18"/>
-                <w:szCs w:val="18"/>
-                <w:lang w:eastAsia="zh-CN"/>
-              </w:rPr>
-            </w:pPr>
-            <w:r>
-              <w:rPr>
-                <w:rFonts w:ascii="Consolas" w:eastAsia="宋体" w:hAnsi="Consolas" w:cs="宋体"/>
-                <w:noProof w:val="0"/>
-                <w:snapToGrid/>
-                <w:color w:val="auto"/>
-                <w:sz w:val="18"/>
-                <w:szCs w:val="18"/>
-                <w:lang w:eastAsia="zh-CN"/>
-              </w:rPr>
-              <w:t>scatter(</w:t>
-            </w:r>
-            <w:proofErr w:type="spellStart"/>
-            <w:proofErr w:type="gramStart"/>
-            <w:r>
-              <w:rPr>
-                <w:rFonts w:ascii="Consolas" w:eastAsia="宋体" w:hAnsi="Consolas" w:cs="宋体"/>
-                <w:noProof w:val="0"/>
-                <w:snapToGrid/>
-                <w:color w:val="auto"/>
-                <w:sz w:val="18"/>
-                <w:szCs w:val="18"/>
-                <w:lang w:eastAsia="zh-CN"/>
-              </w:rPr>
-              <w:t>x,f</w:t>
-            </w:r>
-            <w:proofErr w:type="gramEnd"/>
-            <w:r>
-              <w:rPr>
-                <w:rFonts w:ascii="Consolas" w:eastAsia="宋体" w:hAnsi="Consolas" w:cs="宋体"/>
-                <w:noProof w:val="0"/>
-                <w:snapToGrid/>
-                <w:color w:val="auto"/>
-                <w:sz w:val="18"/>
-                <w:szCs w:val="18"/>
-                <w:lang w:eastAsia="zh-CN"/>
-              </w:rPr>
-              <w:t>+noise</w:t>
-            </w:r>
-            <w:proofErr w:type="spellEnd"/>
-            <w:r>
-              <w:rPr>
-                <w:rFonts w:ascii="Consolas" w:eastAsia="宋体" w:hAnsi="Consolas" w:cs="宋体"/>
-                <w:noProof w:val="0"/>
-                <w:snapToGrid/>
-                <w:color w:val="auto"/>
-                <w:sz w:val="18"/>
-                <w:szCs w:val="18"/>
-                <w:lang w:eastAsia="zh-CN"/>
-              </w:rPr>
-              <w:t>);</w:t>
-            </w:r>
-          </w:p>
-          <w:p>
-            <w:pPr>
-              <w:kinsoku/>
-              <w:autoSpaceDE/>
-              <w:autoSpaceDN/>
-              <w:adjustRightInd/>
-              <w:snapToGrid/>
-              <w:textAlignment w:val="auto"/>
-              <w:rPr>
-                <w:rFonts w:ascii="Consolas" w:eastAsia="宋体" w:hAnsi="Consolas" w:cs="宋体"/>
-                <w:noProof w:val="0"/>
-                <w:snapToGrid/>
-                <w:color w:val="auto"/>
-                <w:sz w:val="18"/>
-                <w:szCs w:val="18"/>
-                <w:lang w:eastAsia="zh-CN"/>
-              </w:rPr>
-            </w:pPr>
-            <w:r>
-              <w:rPr>
-                <w:rFonts w:ascii="Consolas" w:eastAsia="宋体" w:hAnsi="Consolas" w:cs="宋体"/>
-                <w:noProof w:val="0"/>
-                <w:snapToGrid/>
-                <w:color w:val="auto"/>
-                <w:sz w:val="18"/>
-                <w:szCs w:val="18"/>
-                <w:lang w:eastAsia="zh-CN"/>
-              </w:rPr>
-              <w:t>F=</w:t>
-            </w:r>
-            <w:proofErr w:type="spellStart"/>
-            <w:r>
-              <w:rPr>
-                <w:rFonts w:ascii="Consolas" w:eastAsia="宋体" w:hAnsi="Consolas" w:cs="宋体"/>
-                <w:noProof w:val="0"/>
-                <w:snapToGrid/>
-                <w:color w:val="auto"/>
-                <w:sz w:val="18"/>
-                <w:szCs w:val="18"/>
-                <w:lang w:eastAsia="zh-CN"/>
-              </w:rPr>
-              <w:t>fft</w:t>
-            </w:r>
-            <w:proofErr w:type="spellEnd"/>
-            <w:r>
-              <w:rPr>
-                <w:rFonts w:ascii="Consolas" w:eastAsia="宋体" w:hAnsi="Consolas" w:cs="宋体"/>
-                <w:noProof w:val="0"/>
-                <w:snapToGrid/>
-                <w:color w:val="auto"/>
-                <w:sz w:val="18"/>
-                <w:szCs w:val="18"/>
-                <w:lang w:eastAsia="zh-CN"/>
-              </w:rPr>
-              <w:t>(</w:t>
-            </w:r>
-            <w:proofErr w:type="spellStart"/>
-            <w:r>
-              <w:rPr>
-                <w:rFonts w:ascii="Consolas" w:eastAsia="宋体" w:hAnsi="Consolas" w:cs="宋体"/>
-                <w:noProof w:val="0"/>
-                <w:snapToGrid/>
-                <w:color w:val="auto"/>
-                <w:sz w:val="18"/>
-                <w:szCs w:val="18"/>
-                <w:lang w:eastAsia="zh-CN"/>
-              </w:rPr>
-              <w:t>f+</w:t>
-            </w:r>
-            <w:proofErr w:type="gramStart"/>
-            <w:r>
-              <w:rPr>
-                <w:rFonts w:ascii="Consolas" w:eastAsia="宋体" w:hAnsi="Consolas" w:cs="宋体"/>
-                <w:noProof w:val="0"/>
-                <w:snapToGrid/>
-                <w:color w:val="auto"/>
-                <w:sz w:val="18"/>
-                <w:szCs w:val="18"/>
-                <w:lang w:eastAsia="zh-CN"/>
-              </w:rPr>
-              <w:t>noise</w:t>
-            </w:r>
-            <w:proofErr w:type="spellEnd"/>
-            <w:r>
-              <w:rPr>
-                <w:rFonts w:ascii="Consolas" w:eastAsia="宋体" w:hAnsi="Consolas" w:cs="宋体"/>
-                <w:noProof w:val="0"/>
-                <w:snapToGrid/>
-                <w:color w:val="auto"/>
-                <w:sz w:val="18"/>
-                <w:szCs w:val="18"/>
-                <w:lang w:eastAsia="zh-CN"/>
-              </w:rPr>
-              <w:t>)*</w:t>
-            </w:r>
-            <w:proofErr w:type="gramEnd"/>
-            <w:r>
-              <w:rPr>
-                <w:rFonts w:ascii="Consolas" w:eastAsia="宋体" w:hAnsi="Consolas" w:cs="宋体"/>
-                <w:noProof w:val="0"/>
-                <w:snapToGrid/>
-                <w:color w:val="auto"/>
-                <w:sz w:val="18"/>
-                <w:szCs w:val="18"/>
-                <w:lang w:eastAsia="zh-CN"/>
-              </w:rPr>
-              <w:t>2/N;</w:t>
-            </w:r>
-          </w:p>
-          <w:p>
-            <w:pPr>
-              <w:kinsoku/>
-              <w:autoSpaceDE/>
-              <w:autoSpaceDN/>
-              <w:adjustRightInd/>
-              <w:snapToGrid/>
-              <w:textAlignment w:val="auto"/>
-              <w:rPr>
-                <w:rFonts w:ascii="Consolas" w:eastAsia="宋体" w:hAnsi="Consolas" w:cs="宋体"/>
-                <w:noProof w:val="0"/>
-                <w:snapToGrid/>
-                <w:color w:val="auto"/>
-                <w:sz w:val="18"/>
-                <w:szCs w:val="18"/>
-                <w:lang w:eastAsia="zh-CN"/>
-              </w:rPr>
-            </w:pPr>
-            <w:proofErr w:type="spellStart"/>
-            <w:r>
-              <w:rPr>
-                <w:rFonts w:ascii="Consolas" w:eastAsia="宋体" w:hAnsi="Consolas" w:cs="宋体"/>
-                <w:noProof w:val="0"/>
-                <w:snapToGrid/>
-                <w:color w:val="auto"/>
-                <w:sz w:val="18"/>
-                <w:szCs w:val="18"/>
-                <w:lang w:eastAsia="zh-CN"/>
-              </w:rPr>
-              <w:t>f_x</w:t>
-            </w:r>
-            <w:proofErr w:type="spellEnd"/>
-            <w:r>
-              <w:rPr>
-                <w:rFonts w:ascii="Consolas" w:eastAsia="宋体" w:hAnsi="Consolas" w:cs="宋体"/>
-                <w:noProof w:val="0"/>
-                <w:snapToGrid/>
-                <w:color w:val="auto"/>
-                <w:sz w:val="18"/>
-                <w:szCs w:val="18"/>
-                <w:lang w:eastAsia="zh-CN"/>
-              </w:rPr>
-              <w:t>=fs*(</w:t>
-            </w:r>
-            <w:proofErr w:type="gramStart"/>
-            <w:r>
-              <w:rPr>
-                <w:rFonts w:ascii="Consolas" w:eastAsia="宋体" w:hAnsi="Consolas" w:cs="宋体"/>
-                <w:noProof w:val="0"/>
-                <w:snapToGrid/>
-                <w:color w:val="auto"/>
-                <w:sz w:val="18"/>
-                <w:szCs w:val="18"/>
-                <w:lang w:eastAsia="zh-CN"/>
-              </w:rPr>
-              <w:t>0:N</w:t>
-            </w:r>
-            <w:proofErr w:type="gramEnd"/>
-            <w:r>
-              <w:rPr>
-                <w:rFonts w:ascii="Consolas" w:eastAsia="宋体" w:hAnsi="Consolas" w:cs="宋体"/>
-                <w:noProof w:val="0"/>
-                <w:snapToGrid/>
-                <w:color w:val="auto"/>
-                <w:sz w:val="18"/>
-                <w:szCs w:val="18"/>
-                <w:lang w:eastAsia="zh-CN"/>
-              </w:rPr>
-              <w:t>/2)/(N);</w:t>
-            </w:r>
-          </w:p>
-          <w:p>
-            <w:pPr>
-              <w:kinsoku/>
-              <w:autoSpaceDE/>
-              <w:autoSpaceDN/>
-              <w:adjustRightInd/>
-              <w:snapToGrid/>
-              <w:textAlignment w:val="auto"/>
-              <w:rPr>
-                <w:rFonts w:ascii="Consolas" w:eastAsia="宋体" w:hAnsi="Consolas" w:cs="宋体"/>
-                <w:noProof w:val="0"/>
-                <w:snapToGrid/>
-                <w:color w:val="auto"/>
-                <w:sz w:val="18"/>
-                <w:szCs w:val="18"/>
-                <w:lang w:eastAsia="zh-CN"/>
-              </w:rPr>
-            </w:pPr>
-            <w:proofErr w:type="spellStart"/>
-            <w:r>
-              <w:rPr>
-                <w:rFonts w:ascii="Consolas" w:eastAsia="宋体" w:hAnsi="Consolas" w:cs="宋体"/>
-                <w:noProof w:val="0"/>
-                <w:snapToGrid/>
-                <w:color w:val="auto"/>
-                <w:sz w:val="18"/>
-                <w:szCs w:val="18"/>
-                <w:lang w:eastAsia="zh-CN"/>
-              </w:rPr>
-              <w:t>mag_F</w:t>
-            </w:r>
-            <w:proofErr w:type="spellEnd"/>
-            <w:r>
-              <w:rPr>
-                <w:rFonts w:ascii="Consolas" w:eastAsia="宋体" w:hAnsi="Consolas" w:cs="宋体"/>
-                <w:noProof w:val="0"/>
-                <w:snapToGrid/>
-                <w:color w:val="auto"/>
-                <w:sz w:val="18"/>
-                <w:szCs w:val="18"/>
-                <w:lang w:eastAsia="zh-CN"/>
-              </w:rPr>
-              <w:t>=abs(F(</w:t>
-            </w:r>
-            <w:proofErr w:type="gramStart"/>
-            <w:r>
-              <w:rPr>
-                <w:rFonts w:ascii="Consolas" w:eastAsia="宋体" w:hAnsi="Consolas" w:cs="宋体"/>
-                <w:noProof w:val="0"/>
-                <w:snapToGrid/>
-                <w:color w:val="auto"/>
-                <w:sz w:val="18"/>
-                <w:szCs w:val="18"/>
-                <w:lang w:eastAsia="zh-CN"/>
-              </w:rPr>
-              <w:t>1:N</w:t>
-            </w:r>
-            <w:proofErr w:type="gramEnd"/>
-            <w:r>
-              <w:rPr>
-                <w:rFonts w:ascii="Consolas" w:eastAsia="宋体" w:hAnsi="Consolas" w:cs="宋体"/>
-                <w:noProof w:val="0"/>
-                <w:snapToGrid/>
-                <w:color w:val="auto"/>
-                <w:sz w:val="18"/>
-                <w:szCs w:val="18"/>
-                <w:lang w:eastAsia="zh-CN"/>
-              </w:rPr>
-              <w:t>/2+1));</w:t>
-            </w:r>
-          </w:p>
-          <w:p>
-            <w:pPr>
-              <w:kinsoku/>
-              <w:autoSpaceDE/>
-              <w:autoSpaceDN/>
-              <w:adjustRightInd/>
-              <w:snapToGrid/>
-              <w:textAlignment w:val="auto"/>
-              <w:rPr>
-                <w:rFonts w:ascii="Consolas" w:eastAsia="宋体" w:hAnsi="Consolas" w:cs="宋体"/>
-                <w:noProof w:val="0"/>
-                <w:snapToGrid/>
-                <w:color w:val="auto"/>
-                <w:sz w:val="18"/>
-                <w:szCs w:val="18"/>
-                <w:lang w:eastAsia="zh-CN"/>
-              </w:rPr>
-            </w:pPr>
-            <w:r>
-              <w:rPr>
-                <w:rFonts w:ascii="Consolas" w:eastAsia="宋体" w:hAnsi="Consolas" w:cs="宋体"/>
-                <w:noProof w:val="0"/>
-                <w:snapToGrid/>
-                <w:color w:val="auto"/>
-                <w:sz w:val="18"/>
-                <w:szCs w:val="18"/>
-                <w:lang w:eastAsia="zh-CN"/>
-              </w:rPr>
-              <w:t>plot(f_x,10*log10(</w:t>
-            </w:r>
-            <w:proofErr w:type="spellStart"/>
-            <w:r>
-              <w:rPr>
-                <w:rFonts w:ascii="Consolas" w:eastAsia="宋体" w:hAnsi="Consolas" w:cs="宋体"/>
-                <w:noProof w:val="0"/>
-                <w:snapToGrid/>
-                <w:color w:val="auto"/>
-                <w:sz w:val="18"/>
-                <w:szCs w:val="18"/>
-                <w:lang w:eastAsia="zh-CN"/>
-              </w:rPr>
-              <w:t>mag_F</w:t>
-            </w:r>
-            <w:proofErr w:type="spellEnd"/>
-            <w:r>
-              <w:rPr>
-                <w:rFonts w:ascii="Consolas" w:eastAsia="宋体" w:hAnsi="Consolas" w:cs="宋体"/>
-                <w:noProof w:val="0"/>
-                <w:snapToGrid/>
-                <w:color w:val="auto"/>
-                <w:sz w:val="18"/>
-                <w:szCs w:val="18"/>
-                <w:lang w:eastAsia="zh-CN"/>
-              </w:rPr>
-              <w:t>));</w:t>
-            </w:r>
-          </w:p>
-          <w:p>
-            <w:pPr>
-              <w:tabs>
-                <w:tab w:val="left" w:pos="1515"/>
-              </w:tabs>
-              <w:rPr>
-                <w:sz w:val="18"/>
-                <w:szCs w:val="18"/>
-              </w:rPr>
-            </w:pPr>
-          </w:p>
-        </w:tc>
-        <w:tc>
-          <w:tcPr>
-            <w:tcW w:w="1864" w:type="dxa"/>
-          </w:tcPr>
-          <w:p>
-            <w:pPr>
-              <w:rPr>
-                <w:sz w:val="18"/>
-                <w:szCs w:val="18"/>
-              </w:rPr>
-            </w:pPr>
-          </w:p>
-        </w:tc>
-      </w:tr>
-    </w:tbl>
-    <w:p>
-      <w:pPr>
-        <w:spacing w:line="262" w:lineRule="auto"/>
       </w:pPr>
     </w:p>
     <w:p>
       <w:pPr>
         <w:spacing w:line="262" w:lineRule="auto"/>
+        <w:rPr>
+          <w:lang w:eastAsia="zh-CN"/>
+        </w:rPr>
+      </w:pPr>
+    </w:p>
+    <w:p>
+      <w:pPr>
+        <w:spacing w:line="262" w:lineRule="auto"/>
+        <w:rPr>
+          <w:lang w:eastAsia="zh-CN"/>
+        </w:rPr>
       </w:pPr>
     </w:p>
     <w:p>
@@ -12021,6 +11898,22 @@
       <w:rFonts w:ascii="Times New Roman" w:eastAsia="Times New Roman" w:hAnsi="Times New Roman" w:cs="Times New Roman"/>
     </w:rPr>
   </w:style>
+  <w:style w:type="table" w:styleId="a4">
+    <w:name w:val="Table Grid"/>
+    <w:basedOn w:val="a1"/>
+    <w:uiPriority w:val="39"/>
+    <w:rsid w:val="00A0797A"/>
+    <w:tblPr>
+      <w:tblBorders>
+        <w:top w:val="single" w:sz="4" w:space="0" w:color="auto"/>
+        <w:left w:val="single" w:sz="4" w:space="0" w:color="auto"/>
+        <w:bottom w:val="single" w:sz="4" w:space="0" w:color="auto"/>
+        <w:right w:val="single" w:sz="4" w:space="0" w:color="auto"/>
+        <w:insideH w:val="single" w:sz="4" w:space="0" w:color="auto"/>
+        <w:insideV w:val="single" w:sz="4" w:space="0" w:color="auto"/>
+      </w:tblBorders>
+    </w:tblPr>
+  </w:style>
 </w:styles>
 </file>
 
